--- a/智能软件工厂质量评估体系（详细）.docx
+++ b/智能软件工厂质量评估体系（详细）.docx
@@ -325,6 +325,33 @@
       </w:r>
     </w:p>
     <w:p>
+      <w:pPr>
+        <w:rPr>
+          <w:rFonts w:hint="eastAsia"/>
+        </w:rPr>
+      </w:pPr>
+      <w:r>
+        <w:rPr>
+          <w:rFonts w:hint="eastAsia"/>
+        </w:rPr>
+        <w:t>前提：智能软件工厂：</w:t>
+      </w:r>
+      <w:r>
+        <w:t>根据一句话生成需求文档 → 评审需求并识别风险 → 基于需求生成代码 → 为代码生成测试用例。</w:t>
+      </w:r>
+      <w:r>
+        <w:rPr>
+          <w:rFonts w:hint="eastAsia"/>
+        </w:rPr>
+        <w:t>需要离线数据集提供标准答案。</w:t>
+      </w:r>
+    </w:p>
+    <w:p>
+      <w:pPr>
+        <w:rPr>
+          <w:rFonts w:hint="eastAsia"/>
+        </w:rPr>
+      </w:pPr>
       <w:r>
         <w:rPr>
           <w:rFonts w:hint="eastAsia"/>
@@ -414,7 +441,7 @@
     </w:p>
     <w:tbl>
       <w:tblPr>
-        <w:tblW w:w="11280" w:type="dxa"/>
+        <w:tblW w:w="8301" w:type="dxa"/>
         <w:tblBorders>
           <w:top w:val="single" w:sz="4" w:space="0" w:color="auto"/>
           <w:left w:val="single" w:sz="4" w:space="0" w:color="auto"/>
@@ -432,9 +459,9 @@
         <w:tblLook w:val="04A0" w:firstRow="1" w:lastRow="0" w:firstColumn="1" w:lastColumn="0" w:noHBand="0" w:noVBand="1"/>
       </w:tblPr>
       <w:tblGrid>
-        <w:gridCol w:w="1938"/>
-        <w:gridCol w:w="4628"/>
-        <w:gridCol w:w="4714"/>
+        <w:gridCol w:w="2767"/>
+        <w:gridCol w:w="2767"/>
+        <w:gridCol w:w="2767"/>
       </w:tblGrid>
       <w:tr>
         <w:trPr>
@@ -442,7 +469,7 @@
         </w:trPr>
         <w:tc>
           <w:tcPr>
-            <w:tcW w:w="0" w:type="auto"/>
+            <w:tcW w:w="2767" w:type="dxa"/>
             <w:tcMar>
               <w:top w:w="150" w:type="dxa"/>
               <w:left w:w="0" w:type="dxa"/>
@@ -460,7 +487,7 @@
         </w:tc>
         <w:tc>
           <w:tcPr>
-            <w:tcW w:w="0" w:type="auto"/>
+            <w:tcW w:w="2767" w:type="dxa"/>
             <w:tcMar>
               <w:top w:w="150" w:type="dxa"/>
               <w:left w:w="240" w:type="dxa"/>
@@ -478,7 +505,7 @@
         </w:tc>
         <w:tc>
           <w:tcPr>
-            <w:tcW w:w="0" w:type="auto"/>
+            <w:tcW w:w="2767" w:type="dxa"/>
             <w:tcMar>
               <w:top w:w="150" w:type="dxa"/>
               <w:left w:w="240" w:type="dxa"/>
@@ -498,7 +525,7 @@
       <w:tr>
         <w:tc>
           <w:tcPr>
-            <w:tcW w:w="0" w:type="auto"/>
+            <w:tcW w:w="2767" w:type="dxa"/>
             <w:tcMar>
               <w:top w:w="150" w:type="dxa"/>
               <w:left w:w="0" w:type="dxa"/>
@@ -516,7 +543,7 @@
         </w:tc>
         <w:tc>
           <w:tcPr>
-            <w:tcW w:w="0" w:type="auto"/>
+            <w:tcW w:w="2767" w:type="dxa"/>
             <w:tcMar>
               <w:top w:w="150" w:type="dxa"/>
               <w:left w:w="240" w:type="dxa"/>
@@ -534,7 +561,7 @@
         </w:tc>
         <w:tc>
           <w:tcPr>
-            <w:tcW w:w="0" w:type="auto"/>
+            <w:tcW w:w="2767" w:type="dxa"/>
             <w:tcMar>
               <w:top w:w="150" w:type="dxa"/>
               <w:left w:w="240" w:type="dxa"/>
@@ -554,7 +581,7 @@
       <w:tr>
         <w:tc>
           <w:tcPr>
-            <w:tcW w:w="0" w:type="auto"/>
+            <w:tcW w:w="2767" w:type="dxa"/>
             <w:tcMar>
               <w:top w:w="150" w:type="dxa"/>
               <w:left w:w="0" w:type="dxa"/>
@@ -572,25 +599,29 @@
         </w:tc>
         <w:tc>
           <w:tcPr>
-            <w:tcW w:w="0" w:type="auto"/>
-            <w:tcMar>
-              <w:top w:w="150" w:type="dxa"/>
-              <w:left w:w="240" w:type="dxa"/>
-              <w:bottom w:w="150" w:type="dxa"/>
-              <w:right w:w="240" w:type="dxa"/>
-            </w:tcMar>
-            <w:vAlign w:val="center"/>
-            <w:hideMark/>
-          </w:tcPr>
-          <w:p>
-            <w:r>
-              <w:t>提取的实体/参数覆盖参考标准100%</w:t>
-            </w:r>
-          </w:p>
-        </w:tc>
-        <w:tc>
-          <w:tcPr>
-            <w:tcW w:w="0" w:type="auto"/>
+            <w:tcW w:w="2767" w:type="dxa"/>
+            <w:tcMar>
+              <w:top w:w="150" w:type="dxa"/>
+              <w:left w:w="240" w:type="dxa"/>
+              <w:bottom w:w="150" w:type="dxa"/>
+              <w:right w:w="240" w:type="dxa"/>
+            </w:tcMar>
+            <w:vAlign w:val="center"/>
+            <w:hideMark/>
+          </w:tcPr>
+          <w:p>
+            <w:r>
+              <w:t>提取的实体/参数覆盖参</w:t>
+            </w:r>
+            <w:r>
+              <w:lastRenderedPageBreak/>
+              <w:t>考标准100%</w:t>
+            </w:r>
+          </w:p>
+        </w:tc>
+        <w:tc>
+          <w:tcPr>
+            <w:tcW w:w="2767" w:type="dxa"/>
             <w:tcMar>
               <w:top w:w="150" w:type="dxa"/>
               <w:left w:w="240" w:type="dxa"/>
@@ -602,7 +633,12 @@
           </w:tcPr>
           <w:p>
             <w:r>
-              <w:t>离线数据集+F1评分（参考</w:t>
+              <w:lastRenderedPageBreak/>
+              <w:t>离线数据集+F1评分（参</w:t>
+            </w:r>
+            <w:r>
+              <w:lastRenderedPageBreak/>
+              <w:t>考</w:t>
             </w:r>
             <w:proofErr w:type="spellStart"/>
             <w:r>
@@ -618,7 +654,7 @@
       <w:tr>
         <w:tc>
           <w:tcPr>
-            <w:tcW w:w="0" w:type="auto"/>
+            <w:tcW w:w="2767" w:type="dxa"/>
             <w:tcMar>
               <w:top w:w="150" w:type="dxa"/>
               <w:left w:w="0" w:type="dxa"/>
@@ -630,35 +666,32 @@
           </w:tcPr>
           <w:p>
             <w:r>
+              <w:lastRenderedPageBreak/>
               <w:t>歧义需求澄清</w:t>
             </w:r>
           </w:p>
         </w:tc>
         <w:tc>
           <w:tcPr>
-            <w:tcW w:w="0" w:type="auto"/>
-            <w:tcMar>
-              <w:top w:w="150" w:type="dxa"/>
-              <w:left w:w="240" w:type="dxa"/>
-              <w:bottom w:w="150" w:type="dxa"/>
-              <w:right w:w="240" w:type="dxa"/>
-            </w:tcMar>
-            <w:vAlign w:val="center"/>
-            <w:hideMark/>
-          </w:tcPr>
-          <w:p>
-            <w:r>
-              <w:t>当需求存在歧义时，Agent应主动向用户提</w:t>
-            </w:r>
-            <w:r>
-              <w:lastRenderedPageBreak/>
-              <w:t>问澄清</w:t>
-            </w:r>
-          </w:p>
-        </w:tc>
-        <w:tc>
-          <w:tcPr>
-            <w:tcW w:w="0" w:type="auto"/>
+            <w:tcW w:w="2767" w:type="dxa"/>
+            <w:tcMar>
+              <w:top w:w="150" w:type="dxa"/>
+              <w:left w:w="240" w:type="dxa"/>
+              <w:bottom w:w="150" w:type="dxa"/>
+              <w:right w:w="240" w:type="dxa"/>
+            </w:tcMar>
+            <w:vAlign w:val="center"/>
+            <w:hideMark/>
+          </w:tcPr>
+          <w:p>
+            <w:r>
+              <w:t>当需求存在歧义时，Agent应主动向用户提问澄清</w:t>
+            </w:r>
+          </w:p>
+        </w:tc>
+        <w:tc>
+          <w:tcPr>
+            <w:tcW w:w="2767" w:type="dxa"/>
             <w:tcMar>
               <w:top w:w="150" w:type="dxa"/>
               <w:left w:w="240" w:type="dxa"/>
@@ -675,7 +708,6 @@
               </w:rPr>
             </w:pPr>
             <w:r>
-              <w:lastRenderedPageBreak/>
               <w:t>在线评估：人工</w:t>
             </w:r>
           </w:p>
@@ -722,6 +754,23 @@
       </w:r>
     </w:p>
     <w:p>
+      <w:pPr>
+        <w:rPr>
+          <w:rFonts w:hint="eastAsia"/>
+        </w:rPr>
+      </w:pPr>
+      <w:r>
+        <w:rPr>
+          <w:b/>
+          <w:bCs/>
+        </w:rPr>
+        <w:t>参考框架</w:t>
+      </w:r>
+      <w:r>
+        <w:t>：API-Bank Level-3——评估多API调用的规划能力，以完成同一任务所需对话轮次作为衡量标准。</w:t>
+      </w:r>
+    </w:p>
+    <w:p>
       <w:r>
         <w:rPr>
           <w:rFonts w:hint="eastAsia"/>
@@ -766,7 +815,7 @@
     </w:p>
     <w:tbl>
       <w:tblPr>
-        <w:tblW w:w="11280" w:type="dxa"/>
+        <w:tblW w:w="8301" w:type="dxa"/>
         <w:tblBorders>
           <w:top w:val="single" w:sz="4" w:space="0" w:color="auto"/>
           <w:left w:val="single" w:sz="4" w:space="0" w:color="auto"/>
@@ -784,9 +833,9 @@
         <w:tblLook w:val="04A0" w:firstRow="1" w:lastRow="0" w:firstColumn="1" w:lastColumn="0" w:noHBand="0" w:noVBand="1"/>
       </w:tblPr>
       <w:tblGrid>
-        <w:gridCol w:w="1600"/>
-        <w:gridCol w:w="4533"/>
-        <w:gridCol w:w="5147"/>
+        <w:gridCol w:w="2405"/>
+        <w:gridCol w:w="3129"/>
+        <w:gridCol w:w="2767"/>
       </w:tblGrid>
       <w:tr>
         <w:trPr>
@@ -794,7 +843,7 @@
         </w:trPr>
         <w:tc>
           <w:tcPr>
-            <w:tcW w:w="0" w:type="auto"/>
+            <w:tcW w:w="2405" w:type="dxa"/>
             <w:tcMar>
               <w:top w:w="150" w:type="dxa"/>
               <w:left w:w="0" w:type="dxa"/>
@@ -812,7 +861,7 @@
         </w:tc>
         <w:tc>
           <w:tcPr>
-            <w:tcW w:w="0" w:type="auto"/>
+            <w:tcW w:w="3129" w:type="dxa"/>
             <w:tcMar>
               <w:top w:w="150" w:type="dxa"/>
               <w:left w:w="240" w:type="dxa"/>
@@ -830,7 +879,7 @@
         </w:tc>
         <w:tc>
           <w:tcPr>
-            <w:tcW w:w="0" w:type="auto"/>
+            <w:tcW w:w="2767" w:type="dxa"/>
             <w:tcMar>
               <w:top w:w="150" w:type="dxa"/>
               <w:left w:w="240" w:type="dxa"/>
@@ -850,7 +899,7 @@
       <w:tr>
         <w:tc>
           <w:tcPr>
-            <w:tcW w:w="0" w:type="auto"/>
+            <w:tcW w:w="2405" w:type="dxa"/>
             <w:tcMar>
               <w:top w:w="150" w:type="dxa"/>
               <w:left w:w="0" w:type="dxa"/>
@@ -868,7 +917,7 @@
         </w:tc>
         <w:tc>
           <w:tcPr>
-            <w:tcW w:w="0" w:type="auto"/>
+            <w:tcW w:w="3129" w:type="dxa"/>
             <w:tcMar>
               <w:top w:w="150" w:type="dxa"/>
               <w:left w:w="240" w:type="dxa"/>
@@ -886,7 +935,7 @@
         </w:tc>
         <w:tc>
           <w:tcPr>
-            <w:tcW w:w="0" w:type="auto"/>
+            <w:tcW w:w="2767" w:type="dxa"/>
             <w:tcMar>
               <w:top w:w="150" w:type="dxa"/>
               <w:left w:w="240" w:type="dxa"/>
@@ -914,7 +963,7 @@
       <w:tr>
         <w:tc>
           <w:tcPr>
-            <w:tcW w:w="0" w:type="auto"/>
+            <w:tcW w:w="2405" w:type="dxa"/>
             <w:tcMar>
               <w:top w:w="150" w:type="dxa"/>
               <w:left w:w="0" w:type="dxa"/>
@@ -932,7 +981,7 @@
         </w:tc>
         <w:tc>
           <w:tcPr>
-            <w:tcW w:w="0" w:type="auto"/>
+            <w:tcW w:w="3129" w:type="dxa"/>
             <w:tcMar>
               <w:top w:w="150" w:type="dxa"/>
               <w:left w:w="240" w:type="dxa"/>
@@ -950,7 +999,7 @@
         </w:tc>
         <w:tc>
           <w:tcPr>
-            <w:tcW w:w="0" w:type="auto"/>
+            <w:tcW w:w="2767" w:type="dxa"/>
             <w:tcMar>
               <w:top w:w="150" w:type="dxa"/>
               <w:left w:w="240" w:type="dxa"/>
@@ -970,7 +1019,7 @@
       <w:tr>
         <w:tc>
           <w:tcPr>
-            <w:tcW w:w="0" w:type="auto"/>
+            <w:tcW w:w="2405" w:type="dxa"/>
             <w:tcMar>
               <w:top w:w="150" w:type="dxa"/>
               <w:left w:w="0" w:type="dxa"/>
@@ -988,7 +1037,7 @@
         </w:tc>
         <w:tc>
           <w:tcPr>
-            <w:tcW w:w="0" w:type="auto"/>
+            <w:tcW w:w="3129" w:type="dxa"/>
             <w:tcMar>
               <w:top w:w="150" w:type="dxa"/>
               <w:left w:w="240" w:type="dxa"/>
@@ -1006,7 +1055,7 @@
         </w:tc>
         <w:tc>
           <w:tcPr>
-            <w:tcW w:w="0" w:type="auto"/>
+            <w:tcW w:w="2767" w:type="dxa"/>
             <w:tcMar>
               <w:top w:w="150" w:type="dxa"/>
               <w:left w:w="240" w:type="dxa"/>
@@ -1077,6 +1126,7 @@
           <w:b/>
           <w:bCs/>
         </w:rPr>
+        <w:lastRenderedPageBreak/>
         <w:t>参考框架</w:t>
       </w:r>
       <w:r>
@@ -1131,7 +1181,7 @@
     </w:p>
     <w:tbl>
       <w:tblPr>
-        <w:tblW w:w="11280" w:type="dxa"/>
+        <w:tblW w:w="5000" w:type="pct"/>
         <w:tblBorders>
           <w:top w:val="single" w:sz="4" w:space="0" w:color="auto"/>
           <w:left w:val="single" w:sz="4" w:space="0" w:color="auto"/>
@@ -1149,9 +1199,9 @@
         <w:tblLook w:val="04A0" w:firstRow="1" w:lastRow="0" w:firstColumn="1" w:lastColumn="0" w:noHBand="0" w:noVBand="1"/>
       </w:tblPr>
       <w:tblGrid>
-        <w:gridCol w:w="2697"/>
-        <w:gridCol w:w="4729"/>
-        <w:gridCol w:w="3854"/>
+        <w:gridCol w:w="1984"/>
+        <w:gridCol w:w="3478"/>
+        <w:gridCol w:w="2834"/>
       </w:tblGrid>
       <w:tr>
         <w:trPr>
@@ -1159,7 +1209,7 @@
         </w:trPr>
         <w:tc>
           <w:tcPr>
-            <w:tcW w:w="0" w:type="auto"/>
+            <w:tcW w:w="1195" w:type="pct"/>
             <w:tcMar>
               <w:top w:w="150" w:type="dxa"/>
               <w:left w:w="0" w:type="dxa"/>
@@ -1171,14 +1221,13 @@
           </w:tcPr>
           <w:p>
             <w:r>
-              <w:lastRenderedPageBreak/>
               <w:t>检查项</w:t>
             </w:r>
           </w:p>
         </w:tc>
         <w:tc>
           <w:tcPr>
-            <w:tcW w:w="0" w:type="auto"/>
+            <w:tcW w:w="2096" w:type="pct"/>
             <w:tcMar>
               <w:top w:w="150" w:type="dxa"/>
               <w:left w:w="240" w:type="dxa"/>
@@ -1196,7 +1245,7 @@
         </w:tc>
         <w:tc>
           <w:tcPr>
-            <w:tcW w:w="0" w:type="auto"/>
+            <w:tcW w:w="1708" w:type="pct"/>
             <w:tcMar>
               <w:top w:w="150" w:type="dxa"/>
               <w:left w:w="240" w:type="dxa"/>
@@ -1216,7 +1265,7 @@
       <w:tr>
         <w:tc>
           <w:tcPr>
-            <w:tcW w:w="0" w:type="auto"/>
+            <w:tcW w:w="1195" w:type="pct"/>
             <w:tcMar>
               <w:top w:w="150" w:type="dxa"/>
               <w:left w:w="0" w:type="dxa"/>
@@ -1234,7 +1283,7 @@
         </w:tc>
         <w:tc>
           <w:tcPr>
-            <w:tcW w:w="0" w:type="auto"/>
+            <w:tcW w:w="2096" w:type="pct"/>
             <w:tcMar>
               <w:top w:w="150" w:type="dxa"/>
               <w:left w:w="240" w:type="dxa"/>
@@ -1252,7 +1301,7 @@
         </w:tc>
         <w:tc>
           <w:tcPr>
-            <w:tcW w:w="0" w:type="auto"/>
+            <w:tcW w:w="1708" w:type="pct"/>
             <w:tcMar>
               <w:top w:w="150" w:type="dxa"/>
               <w:left w:w="240" w:type="dxa"/>
@@ -1280,7 +1329,7 @@
       <w:tr>
         <w:tc>
           <w:tcPr>
-            <w:tcW w:w="0" w:type="auto"/>
+            <w:tcW w:w="1195" w:type="pct"/>
             <w:tcMar>
               <w:top w:w="150" w:type="dxa"/>
               <w:left w:w="0" w:type="dxa"/>
@@ -1298,7 +1347,7 @@
         </w:tc>
         <w:tc>
           <w:tcPr>
-            <w:tcW w:w="0" w:type="auto"/>
+            <w:tcW w:w="2096" w:type="pct"/>
             <w:tcMar>
               <w:top w:w="150" w:type="dxa"/>
               <w:left w:w="240" w:type="dxa"/>
@@ -1316,7 +1365,7 @@
         </w:tc>
         <w:tc>
           <w:tcPr>
-            <w:tcW w:w="0" w:type="auto"/>
+            <w:tcW w:w="1708" w:type="pct"/>
             <w:tcMar>
               <w:top w:w="150" w:type="dxa"/>
               <w:left w:w="240" w:type="dxa"/>
@@ -1336,7 +1385,7 @@
       <w:tr>
         <w:tc>
           <w:tcPr>
-            <w:tcW w:w="0" w:type="auto"/>
+            <w:tcW w:w="1195" w:type="pct"/>
             <w:tcMar>
               <w:top w:w="150" w:type="dxa"/>
               <w:left w:w="0" w:type="dxa"/>
@@ -1354,7 +1403,7 @@
         </w:tc>
         <w:tc>
           <w:tcPr>
-            <w:tcW w:w="0" w:type="auto"/>
+            <w:tcW w:w="2096" w:type="pct"/>
             <w:tcMar>
               <w:top w:w="150" w:type="dxa"/>
               <w:left w:w="240" w:type="dxa"/>
@@ -1372,7 +1421,7 @@
         </w:tc>
         <w:tc>
           <w:tcPr>
-            <w:tcW w:w="0" w:type="auto"/>
+            <w:tcW w:w="1708" w:type="pct"/>
             <w:tcMar>
               <w:top w:w="150" w:type="dxa"/>
               <w:left w:w="240" w:type="dxa"/>
@@ -1405,7 +1454,7 @@
       <w:tr>
         <w:tc>
           <w:tcPr>
-            <w:tcW w:w="0" w:type="auto"/>
+            <w:tcW w:w="1195" w:type="pct"/>
             <w:tcMar>
               <w:top w:w="150" w:type="dxa"/>
               <w:left w:w="0" w:type="dxa"/>
@@ -1423,7 +1472,7 @@
         </w:tc>
         <w:tc>
           <w:tcPr>
-            <w:tcW w:w="0" w:type="auto"/>
+            <w:tcW w:w="2096" w:type="pct"/>
             <w:tcMar>
               <w:top w:w="150" w:type="dxa"/>
               <w:left w:w="240" w:type="dxa"/>
@@ -1441,7 +1490,7 @@
         </w:tc>
         <w:tc>
           <w:tcPr>
-            <w:tcW w:w="0" w:type="auto"/>
+            <w:tcW w:w="1708" w:type="pct"/>
             <w:tcMar>
               <w:top w:w="150" w:type="dxa"/>
               <w:left w:w="240" w:type="dxa"/>
@@ -1593,7 +1642,7 @@
     </w:p>
     <w:tbl>
       <w:tblPr>
-        <w:tblW w:w="11280" w:type="dxa"/>
+        <w:tblW w:w="5000" w:type="pct"/>
         <w:tblBorders>
           <w:top w:val="single" w:sz="4" w:space="0" w:color="auto"/>
           <w:left w:val="single" w:sz="4" w:space="0" w:color="auto"/>
@@ -1611,9 +1660,9 @@
         <w:tblLook w:val="04A0" w:firstRow="1" w:lastRow="0" w:firstColumn="1" w:lastColumn="0" w:noHBand="0" w:noVBand="1"/>
       </w:tblPr>
       <w:tblGrid>
-        <w:gridCol w:w="1502"/>
-        <w:gridCol w:w="5294"/>
-        <w:gridCol w:w="4484"/>
+        <w:gridCol w:w="1105"/>
+        <w:gridCol w:w="3894"/>
+        <w:gridCol w:w="3297"/>
       </w:tblGrid>
       <w:tr>
         <w:trPr>
@@ -1621,7 +1670,7 @@
         </w:trPr>
         <w:tc>
           <w:tcPr>
-            <w:tcW w:w="0" w:type="auto"/>
+            <w:tcW w:w="666" w:type="pct"/>
             <w:tcMar>
               <w:top w:w="150" w:type="dxa"/>
               <w:left w:w="0" w:type="dxa"/>
@@ -1639,7 +1688,7 @@
         </w:tc>
         <w:tc>
           <w:tcPr>
-            <w:tcW w:w="0" w:type="auto"/>
+            <w:tcW w:w="2347" w:type="pct"/>
             <w:tcMar>
               <w:top w:w="150" w:type="dxa"/>
               <w:left w:w="240" w:type="dxa"/>
@@ -1657,7 +1706,7 @@
         </w:tc>
         <w:tc>
           <w:tcPr>
-            <w:tcW w:w="0" w:type="auto"/>
+            <w:tcW w:w="1988" w:type="pct"/>
             <w:tcMar>
               <w:top w:w="150" w:type="dxa"/>
               <w:left w:w="240" w:type="dxa"/>
@@ -1677,7 +1726,7 @@
       <w:tr>
         <w:tc>
           <w:tcPr>
-            <w:tcW w:w="0" w:type="auto"/>
+            <w:tcW w:w="666" w:type="pct"/>
             <w:tcMar>
               <w:top w:w="150" w:type="dxa"/>
               <w:left w:w="0" w:type="dxa"/>
@@ -1689,31 +1738,40 @@
           </w:tcPr>
           <w:p>
             <w:r>
-              <w:t>推理过程可解释性</w:t>
-            </w:r>
-          </w:p>
-        </w:tc>
-        <w:tc>
-          <w:tcPr>
-            <w:tcW w:w="0" w:type="auto"/>
-            <w:tcMar>
-              <w:top w:w="150" w:type="dxa"/>
-              <w:left w:w="240" w:type="dxa"/>
-              <w:bottom w:w="150" w:type="dxa"/>
-              <w:right w:w="240" w:type="dxa"/>
-            </w:tcMar>
-            <w:vAlign w:val="center"/>
-            <w:hideMark/>
-          </w:tcPr>
-          <w:p>
-            <w:r>
-              <w:t>关键决策节点有明确的推理依据记录</w:t>
-            </w:r>
-          </w:p>
-        </w:tc>
-        <w:tc>
-          <w:tcPr>
-            <w:tcW w:w="0" w:type="auto"/>
+              <w:t>推理过</w:t>
+            </w:r>
+            <w:r>
+              <w:lastRenderedPageBreak/>
+              <w:t>程可解释性</w:t>
+            </w:r>
+          </w:p>
+        </w:tc>
+        <w:tc>
+          <w:tcPr>
+            <w:tcW w:w="2347" w:type="pct"/>
+            <w:tcMar>
+              <w:top w:w="150" w:type="dxa"/>
+              <w:left w:w="240" w:type="dxa"/>
+              <w:bottom w:w="150" w:type="dxa"/>
+              <w:right w:w="240" w:type="dxa"/>
+            </w:tcMar>
+            <w:vAlign w:val="center"/>
+            <w:hideMark/>
+          </w:tcPr>
+          <w:p>
+            <w:r>
+              <w:lastRenderedPageBreak/>
+              <w:t>关键决策节点有明确的推理依据记</w:t>
+            </w:r>
+            <w:r>
+              <w:lastRenderedPageBreak/>
+              <w:t>录</w:t>
+            </w:r>
+          </w:p>
+        </w:tc>
+        <w:tc>
+          <w:tcPr>
+            <w:tcW w:w="1988" w:type="pct"/>
             <w:tcMar>
               <w:top w:w="150" w:type="dxa"/>
               <w:left w:w="240" w:type="dxa"/>
@@ -1726,11 +1784,16 @@
           <w:p>
             <w:proofErr w:type="spellStart"/>
             <w:r>
+              <w:lastRenderedPageBreak/>
               <w:t>LangSmith</w:t>
             </w:r>
             <w:proofErr w:type="spellEnd"/>
             <w:r>
-              <w:t xml:space="preserve"> Trace审查 + 人工评分</w:t>
+              <w:t xml:space="preserve"> Trace审查 + 人工</w:t>
+            </w:r>
+            <w:r>
+              <w:lastRenderedPageBreak/>
+              <w:t>评分</w:t>
             </w:r>
           </w:p>
         </w:tc>
@@ -1738,7 +1801,7 @@
       <w:tr>
         <w:tc>
           <w:tcPr>
-            <w:tcW w:w="0" w:type="auto"/>
+            <w:tcW w:w="666" w:type="pct"/>
             <w:tcMar>
               <w:top w:w="150" w:type="dxa"/>
               <w:left w:w="0" w:type="dxa"/>
@@ -1756,7 +1819,7 @@
         </w:tc>
         <w:tc>
           <w:tcPr>
-            <w:tcW w:w="0" w:type="auto"/>
+            <w:tcW w:w="2347" w:type="pct"/>
             <w:tcMar>
               <w:top w:w="150" w:type="dxa"/>
               <w:left w:w="240" w:type="dxa"/>
@@ -1774,7 +1837,7 @@
         </w:tc>
         <w:tc>
           <w:tcPr>
-            <w:tcW w:w="0" w:type="auto"/>
+            <w:tcW w:w="1988" w:type="pct"/>
             <w:tcMar>
               <w:top w:w="150" w:type="dxa"/>
               <w:left w:w="240" w:type="dxa"/>
@@ -1794,7 +1857,7 @@
       <w:tr>
         <w:tc>
           <w:tcPr>
-            <w:tcW w:w="0" w:type="auto"/>
+            <w:tcW w:w="666" w:type="pct"/>
             <w:tcMar>
               <w:top w:w="150" w:type="dxa"/>
               <w:left w:w="0" w:type="dxa"/>
@@ -1812,7 +1875,7 @@
         </w:tc>
         <w:tc>
           <w:tcPr>
-            <w:tcW w:w="0" w:type="auto"/>
+            <w:tcW w:w="2347" w:type="pct"/>
             <w:tcMar>
               <w:top w:w="150" w:type="dxa"/>
               <w:left w:w="240" w:type="dxa"/>
@@ -1830,7 +1893,7 @@
         </w:tc>
         <w:tc>
           <w:tcPr>
-            <w:tcW w:w="0" w:type="auto"/>
+            <w:tcW w:w="1988" w:type="pct"/>
             <w:tcMar>
               <w:top w:w="150" w:type="dxa"/>
               <w:left w:w="240" w:type="dxa"/>
@@ -1854,7 +1917,6 @@
           <w:b/>
           <w:bCs/>
         </w:rPr>
-        <w:lastRenderedPageBreak/>
         <w:t>门禁通过条件</w:t>
       </w:r>
       <w:r>
@@ -1965,7 +2027,7 @@
     </w:p>
     <w:tbl>
       <w:tblPr>
-        <w:tblW w:w="11280" w:type="dxa"/>
+        <w:tblW w:w="5000" w:type="pct"/>
         <w:tblBorders>
           <w:top w:val="single" w:sz="4" w:space="0" w:color="auto"/>
           <w:left w:val="single" w:sz="4" w:space="0" w:color="auto"/>
@@ -1983,9 +2045,9 @@
         <w:tblLook w:val="04A0" w:firstRow="1" w:lastRow="0" w:firstColumn="1" w:lastColumn="0" w:noHBand="0" w:noVBand="1"/>
       </w:tblPr>
       <w:tblGrid>
-        <w:gridCol w:w="1429"/>
-        <w:gridCol w:w="3910"/>
-        <w:gridCol w:w="5941"/>
+        <w:gridCol w:w="1051"/>
+        <w:gridCol w:w="2875"/>
+        <w:gridCol w:w="4370"/>
       </w:tblGrid>
       <w:tr>
         <w:trPr>
@@ -1993,7 +2055,7 @@
         </w:trPr>
         <w:tc>
           <w:tcPr>
-            <w:tcW w:w="0" w:type="auto"/>
+            <w:tcW w:w="633" w:type="pct"/>
             <w:tcMar>
               <w:top w:w="150" w:type="dxa"/>
               <w:left w:w="0" w:type="dxa"/>
@@ -2011,7 +2073,7 @@
         </w:tc>
         <w:tc>
           <w:tcPr>
-            <w:tcW w:w="0" w:type="auto"/>
+            <w:tcW w:w="1733" w:type="pct"/>
             <w:tcMar>
               <w:top w:w="150" w:type="dxa"/>
               <w:left w:w="240" w:type="dxa"/>
@@ -2029,7 +2091,7 @@
         </w:tc>
         <w:tc>
           <w:tcPr>
-            <w:tcW w:w="0" w:type="auto"/>
+            <w:tcW w:w="2633" w:type="pct"/>
             <w:tcMar>
               <w:top w:w="150" w:type="dxa"/>
               <w:left w:w="240" w:type="dxa"/>
@@ -2049,7 +2111,7 @@
       <w:tr>
         <w:tc>
           <w:tcPr>
-            <w:tcW w:w="0" w:type="auto"/>
+            <w:tcW w:w="633" w:type="pct"/>
             <w:tcMar>
               <w:top w:w="150" w:type="dxa"/>
               <w:left w:w="0" w:type="dxa"/>
@@ -2067,7 +2129,7 @@
         </w:tc>
         <w:tc>
           <w:tcPr>
-            <w:tcW w:w="0" w:type="auto"/>
+            <w:tcW w:w="1733" w:type="pct"/>
             <w:tcMar>
               <w:top w:w="150" w:type="dxa"/>
               <w:left w:w="240" w:type="dxa"/>
@@ -2085,7 +2147,7 @@
         </w:tc>
         <w:tc>
           <w:tcPr>
-            <w:tcW w:w="0" w:type="auto"/>
+            <w:tcW w:w="2633" w:type="pct"/>
             <w:tcMar>
               <w:top w:w="150" w:type="dxa"/>
               <w:left w:w="240" w:type="dxa"/>
@@ -2105,7 +2167,7 @@
       <w:tr>
         <w:tc>
           <w:tcPr>
-            <w:tcW w:w="0" w:type="auto"/>
+            <w:tcW w:w="633" w:type="pct"/>
             <w:tcMar>
               <w:top w:w="150" w:type="dxa"/>
               <w:left w:w="0" w:type="dxa"/>
@@ -2123,7 +2185,7 @@
         </w:tc>
         <w:tc>
           <w:tcPr>
-            <w:tcW w:w="0" w:type="auto"/>
+            <w:tcW w:w="1733" w:type="pct"/>
             <w:tcMar>
               <w:top w:w="150" w:type="dxa"/>
               <w:left w:w="240" w:type="dxa"/>
@@ -2141,7 +2203,7 @@
         </w:tc>
         <w:tc>
           <w:tcPr>
-            <w:tcW w:w="0" w:type="auto"/>
+            <w:tcW w:w="2633" w:type="pct"/>
             <w:tcMar>
               <w:top w:w="150" w:type="dxa"/>
               <w:left w:w="240" w:type="dxa"/>
@@ -2161,7 +2223,7 @@
       <w:tr>
         <w:tc>
           <w:tcPr>
-            <w:tcW w:w="0" w:type="auto"/>
+            <w:tcW w:w="633" w:type="pct"/>
             <w:tcMar>
               <w:top w:w="150" w:type="dxa"/>
               <w:left w:w="0" w:type="dxa"/>
@@ -2173,31 +2235,40 @@
           </w:tcPr>
           <w:p>
             <w:r>
-              <w:t>参数调整恢复</w:t>
-            </w:r>
-          </w:p>
-        </w:tc>
-        <w:tc>
-          <w:tcPr>
-            <w:tcW w:w="0" w:type="auto"/>
-            <w:tcMar>
-              <w:top w:w="150" w:type="dxa"/>
-              <w:left w:w="240" w:type="dxa"/>
-              <w:bottom w:w="150" w:type="dxa"/>
-              <w:right w:w="240" w:type="dxa"/>
-            </w:tcMar>
-            <w:vAlign w:val="center"/>
-            <w:hideMark/>
-          </w:tcPr>
-          <w:p>
-            <w:r>
-              <w:t>当参数错误时，能根据错误信息调整参数后重试</w:t>
-            </w:r>
-          </w:p>
-        </w:tc>
-        <w:tc>
-          <w:tcPr>
-            <w:tcW w:w="0" w:type="auto"/>
+              <w:t>参数调</w:t>
+            </w:r>
+            <w:r>
+              <w:lastRenderedPageBreak/>
+              <w:t>整恢复</w:t>
+            </w:r>
+          </w:p>
+        </w:tc>
+        <w:tc>
+          <w:tcPr>
+            <w:tcW w:w="1733" w:type="pct"/>
+            <w:tcMar>
+              <w:top w:w="150" w:type="dxa"/>
+              <w:left w:w="240" w:type="dxa"/>
+              <w:bottom w:w="150" w:type="dxa"/>
+              <w:right w:w="240" w:type="dxa"/>
+            </w:tcMar>
+            <w:vAlign w:val="center"/>
+            <w:hideMark/>
+          </w:tcPr>
+          <w:p>
+            <w:r>
+              <w:lastRenderedPageBreak/>
+              <w:t>当参数错误时，能根据</w:t>
+            </w:r>
+            <w:r>
+              <w:lastRenderedPageBreak/>
+              <w:t>错误信息调整参数后重试</w:t>
+            </w:r>
+          </w:p>
+        </w:tc>
+        <w:tc>
+          <w:tcPr>
+            <w:tcW w:w="2633" w:type="pct"/>
             <w:tcMar>
               <w:top w:w="150" w:type="dxa"/>
               <w:left w:w="240" w:type="dxa"/>
@@ -2209,7 +2280,12 @@
           </w:tcPr>
           <w:p>
             <w:r>
-              <w:t>模拟参数错误返回，检查Agent是否能修正</w:t>
+              <w:lastRenderedPageBreak/>
+              <w:t>模拟参数错误返回，检查Agent是否能修</w:t>
+            </w:r>
+            <w:r>
+              <w:lastRenderedPageBreak/>
+              <w:t>正</w:t>
             </w:r>
           </w:p>
         </w:tc>
@@ -2217,7 +2293,7 @@
       <w:tr>
         <w:tc>
           <w:tcPr>
-            <w:tcW w:w="0" w:type="auto"/>
+            <w:tcW w:w="633" w:type="pct"/>
             <w:tcMar>
               <w:top w:w="150" w:type="dxa"/>
               <w:left w:w="0" w:type="dxa"/>
@@ -2229,13 +2305,14 @@
           </w:tcPr>
           <w:p>
             <w:r>
+              <w:lastRenderedPageBreak/>
               <w:t>降级处理</w:t>
             </w:r>
           </w:p>
         </w:tc>
         <w:tc>
           <w:tcPr>
-            <w:tcW w:w="0" w:type="auto"/>
+            <w:tcW w:w="1733" w:type="pct"/>
             <w:tcMar>
               <w:top w:w="150" w:type="dxa"/>
               <w:left w:w="240" w:type="dxa"/>
@@ -2253,7 +2330,7 @@
         </w:tc>
         <w:tc>
           <w:tcPr>
-            <w:tcW w:w="0" w:type="auto"/>
+            <w:tcW w:w="2633" w:type="pct"/>
             <w:tcMar>
               <w:top w:w="150" w:type="dxa"/>
               <w:left w:w="240" w:type="dxa"/>
@@ -2273,7 +2350,7 @@
       <w:tr>
         <w:tc>
           <w:tcPr>
-            <w:tcW w:w="0" w:type="auto"/>
+            <w:tcW w:w="633" w:type="pct"/>
             <w:tcMar>
               <w:top w:w="150" w:type="dxa"/>
               <w:left w:w="0" w:type="dxa"/>
@@ -2291,7 +2368,7 @@
         </w:tc>
         <w:tc>
           <w:tcPr>
-            <w:tcW w:w="0" w:type="auto"/>
+            <w:tcW w:w="1733" w:type="pct"/>
             <w:tcMar>
               <w:top w:w="150" w:type="dxa"/>
               <w:left w:w="240" w:type="dxa"/>
@@ -2309,7 +2386,7 @@
         </w:tc>
         <w:tc>
           <w:tcPr>
-            <w:tcW w:w="0" w:type="auto"/>
+            <w:tcW w:w="2633" w:type="pct"/>
             <w:tcMar>
               <w:top w:w="150" w:type="dxa"/>
               <w:left w:w="240" w:type="dxa"/>
@@ -2360,13 +2437,12 @@
           <w:b/>
           <w:bCs/>
         </w:rPr>
-        <w:lastRenderedPageBreak/>
         <w:t>门禁通过/阻断逻辑总结</w:t>
       </w:r>
     </w:p>
     <w:tbl>
       <w:tblPr>
-        <w:tblW w:w="11280" w:type="dxa"/>
+        <w:tblW w:w="5000" w:type="pct"/>
         <w:tblCellMar>
           <w:top w:w="15" w:type="dxa"/>
           <w:left w:w="15" w:type="dxa"/>
@@ -2376,9 +2452,9 @@
         <w:tblLook w:val="04A0" w:firstRow="1" w:lastRow="0" w:firstColumn="1" w:lastColumn="0" w:noHBand="0" w:noVBand="1"/>
       </w:tblPr>
       <w:tblGrid>
-        <w:gridCol w:w="1559"/>
-        <w:gridCol w:w="5378"/>
-        <w:gridCol w:w="4343"/>
+        <w:gridCol w:w="1148"/>
+        <w:gridCol w:w="3960"/>
+        <w:gridCol w:w="3198"/>
       </w:tblGrid>
       <w:tr>
         <w:trPr>
@@ -2386,7 +2462,7 @@
         </w:trPr>
         <w:tc>
           <w:tcPr>
-            <w:tcW w:w="0" w:type="auto"/>
+            <w:tcW w:w="691" w:type="pct"/>
             <w:tcBorders>
               <w:top w:val="nil"/>
             </w:tcBorders>
@@ -2407,7 +2483,7 @@
         </w:tc>
         <w:tc>
           <w:tcPr>
-            <w:tcW w:w="0" w:type="auto"/>
+            <w:tcW w:w="2384" w:type="pct"/>
             <w:tcBorders>
               <w:top w:val="nil"/>
             </w:tcBorders>
@@ -2428,7 +2504,7 @@
         </w:tc>
         <w:tc>
           <w:tcPr>
-            <w:tcW w:w="0" w:type="auto"/>
+            <w:tcW w:w="1925" w:type="pct"/>
             <w:tcBorders>
               <w:top w:val="nil"/>
             </w:tcBorders>
@@ -2451,7 +2527,7 @@
       <w:tr>
         <w:tc>
           <w:tcPr>
-            <w:tcW w:w="0" w:type="auto"/>
+            <w:tcW w:w="691" w:type="pct"/>
             <w:tcMar>
               <w:top w:w="150" w:type="dxa"/>
               <w:left w:w="0" w:type="dxa"/>
@@ -2469,7 +2545,7 @@
         </w:tc>
         <w:tc>
           <w:tcPr>
-            <w:tcW w:w="0" w:type="auto"/>
+            <w:tcW w:w="2384" w:type="pct"/>
             <w:tcMar>
               <w:top w:w="150" w:type="dxa"/>
               <w:left w:w="240" w:type="dxa"/>
@@ -2487,7 +2563,7 @@
         </w:tc>
         <w:tc>
           <w:tcPr>
-            <w:tcW w:w="0" w:type="auto"/>
+            <w:tcW w:w="1925" w:type="pct"/>
             <w:tcMar>
               <w:top w:w="150" w:type="dxa"/>
               <w:left w:w="240" w:type="dxa"/>
@@ -2507,7 +2583,7 @@
       <w:tr>
         <w:tc>
           <w:tcPr>
-            <w:tcW w:w="0" w:type="auto"/>
+            <w:tcW w:w="691" w:type="pct"/>
             <w:tcMar>
               <w:top w:w="150" w:type="dxa"/>
               <w:left w:w="0" w:type="dxa"/>
@@ -2525,7 +2601,7 @@
         </w:tc>
         <w:tc>
           <w:tcPr>
-            <w:tcW w:w="0" w:type="auto"/>
+            <w:tcW w:w="2384" w:type="pct"/>
             <w:tcMar>
               <w:top w:w="150" w:type="dxa"/>
               <w:left w:w="240" w:type="dxa"/>
@@ -2548,7 +2624,7 @@
         </w:tc>
         <w:tc>
           <w:tcPr>
-            <w:tcW w:w="0" w:type="auto"/>
+            <w:tcW w:w="1925" w:type="pct"/>
             <w:tcMar>
               <w:top w:w="150" w:type="dxa"/>
               <w:left w:w="240" w:type="dxa"/>
@@ -2573,7 +2649,7 @@
       <w:tr>
         <w:tc>
           <w:tcPr>
-            <w:tcW w:w="0" w:type="auto"/>
+            <w:tcW w:w="691" w:type="pct"/>
             <w:tcMar>
               <w:top w:w="150" w:type="dxa"/>
               <w:left w:w="0" w:type="dxa"/>
@@ -2591,7 +2667,7 @@
         </w:tc>
         <w:tc>
           <w:tcPr>
-            <w:tcW w:w="0" w:type="auto"/>
+            <w:tcW w:w="2384" w:type="pct"/>
             <w:tcMar>
               <w:top w:w="150" w:type="dxa"/>
               <w:left w:w="240" w:type="dxa"/>
@@ -2622,7 +2698,7 @@
         </w:tc>
         <w:tc>
           <w:tcPr>
-            <w:tcW w:w="0" w:type="auto"/>
+            <w:tcW w:w="1925" w:type="pct"/>
             <w:tcMar>
               <w:top w:w="150" w:type="dxa"/>
               <w:left w:w="240" w:type="dxa"/>
@@ -2647,7 +2723,7 @@
       <w:tr>
         <w:tc>
           <w:tcPr>
-            <w:tcW w:w="0" w:type="auto"/>
+            <w:tcW w:w="691" w:type="pct"/>
             <w:tcMar>
               <w:top w:w="150" w:type="dxa"/>
               <w:left w:w="0" w:type="dxa"/>
@@ -2665,7 +2741,7 @@
         </w:tc>
         <w:tc>
           <w:tcPr>
-            <w:tcW w:w="0" w:type="auto"/>
+            <w:tcW w:w="2384" w:type="pct"/>
             <w:tcMar>
               <w:top w:w="150" w:type="dxa"/>
               <w:left w:w="240" w:type="dxa"/>
@@ -2683,7 +2759,7 @@
         </w:tc>
         <w:tc>
           <w:tcPr>
-            <w:tcW w:w="0" w:type="auto"/>
+            <w:tcW w:w="1925" w:type="pct"/>
             <w:tcMar>
               <w:top w:w="150" w:type="dxa"/>
               <w:left w:w="240" w:type="dxa"/>
@@ -2703,7 +2779,7 @@
       <w:tr>
         <w:tc>
           <w:tcPr>
-            <w:tcW w:w="0" w:type="auto"/>
+            <w:tcW w:w="691" w:type="pct"/>
             <w:tcMar>
               <w:top w:w="150" w:type="dxa"/>
               <w:left w:w="0" w:type="dxa"/>
@@ -2721,7 +2797,7 @@
         </w:tc>
         <w:tc>
           <w:tcPr>
-            <w:tcW w:w="0" w:type="auto"/>
+            <w:tcW w:w="2384" w:type="pct"/>
             <w:tcMar>
               <w:top w:w="150" w:type="dxa"/>
               <w:left w:w="240" w:type="dxa"/>
@@ -2739,7 +2815,7 @@
         </w:tc>
         <w:tc>
           <w:tcPr>
-            <w:tcW w:w="0" w:type="auto"/>
+            <w:tcW w:w="1925" w:type="pct"/>
             <w:tcMar>
               <w:top w:w="150" w:type="dxa"/>
               <w:left w:w="240" w:type="dxa"/>
@@ -2798,6 +2874,7 @@
           <w:b/>
           <w:bCs/>
         </w:rPr>
+        <w:lastRenderedPageBreak/>
         <w:t>门禁①：需求质量</w:t>
       </w:r>
     </w:p>
@@ -2820,7 +2897,7 @@
     </w:p>
     <w:tbl>
       <w:tblPr>
-        <w:tblW w:w="11280" w:type="dxa"/>
+        <w:tblW w:w="5000" w:type="pct"/>
         <w:tblBorders>
           <w:top w:val="single" w:sz="4" w:space="0" w:color="auto"/>
           <w:left w:val="single" w:sz="4" w:space="0" w:color="auto"/>
@@ -2838,9 +2915,9 @@
         <w:tblLook w:val="04A0" w:firstRow="1" w:lastRow="0" w:firstColumn="1" w:lastColumn="0" w:noHBand="0" w:noVBand="1"/>
       </w:tblPr>
       <w:tblGrid>
-        <w:gridCol w:w="1142"/>
-        <w:gridCol w:w="4652"/>
-        <w:gridCol w:w="5486"/>
+        <w:gridCol w:w="840"/>
+        <w:gridCol w:w="3421"/>
+        <w:gridCol w:w="4035"/>
       </w:tblGrid>
       <w:tr>
         <w:trPr>
@@ -2848,7 +2925,7 @@
         </w:trPr>
         <w:tc>
           <w:tcPr>
-            <w:tcW w:w="0" w:type="auto"/>
+            <w:tcW w:w="506" w:type="pct"/>
             <w:tcMar>
               <w:top w:w="150" w:type="dxa"/>
               <w:left w:w="0" w:type="dxa"/>
@@ -2866,7 +2943,7 @@
         </w:tc>
         <w:tc>
           <w:tcPr>
-            <w:tcW w:w="0" w:type="auto"/>
+            <w:tcW w:w="2062" w:type="pct"/>
             <w:tcMar>
               <w:top w:w="150" w:type="dxa"/>
               <w:left w:w="240" w:type="dxa"/>
@@ -2884,7 +2961,7 @@
         </w:tc>
         <w:tc>
           <w:tcPr>
-            <w:tcW w:w="0" w:type="auto"/>
+            <w:tcW w:w="2432" w:type="pct"/>
             <w:tcMar>
               <w:top w:w="150" w:type="dxa"/>
               <w:left w:w="240" w:type="dxa"/>
@@ -2904,7 +2981,7 @@
       <w:tr>
         <w:tc>
           <w:tcPr>
-            <w:tcW w:w="0" w:type="auto"/>
+            <w:tcW w:w="506" w:type="pct"/>
             <w:tcMar>
               <w:top w:w="150" w:type="dxa"/>
               <w:left w:w="0" w:type="dxa"/>
@@ -2926,7 +3003,7 @@
         </w:tc>
         <w:tc>
           <w:tcPr>
-            <w:tcW w:w="0" w:type="auto"/>
+            <w:tcW w:w="2062" w:type="pct"/>
             <w:tcMar>
               <w:top w:w="150" w:type="dxa"/>
               <w:left w:w="240" w:type="dxa"/>
@@ -2944,7 +3021,7 @@
         </w:tc>
         <w:tc>
           <w:tcPr>
-            <w:tcW w:w="0" w:type="auto"/>
+            <w:tcW w:w="2432" w:type="pct"/>
             <w:tcMar>
               <w:top w:w="150" w:type="dxa"/>
               <w:left w:w="240" w:type="dxa"/>
@@ -2964,7 +3041,7 @@
       <w:tr>
         <w:tc>
           <w:tcPr>
-            <w:tcW w:w="0" w:type="auto"/>
+            <w:tcW w:w="506" w:type="pct"/>
             <w:tcMar>
               <w:top w:w="150" w:type="dxa"/>
               <w:left w:w="0" w:type="dxa"/>
@@ -2986,7 +3063,7 @@
         </w:tc>
         <w:tc>
           <w:tcPr>
-            <w:tcW w:w="0" w:type="auto"/>
+            <w:tcW w:w="2062" w:type="pct"/>
             <w:tcMar>
               <w:top w:w="150" w:type="dxa"/>
               <w:left w:w="240" w:type="dxa"/>
@@ -3004,7 +3081,7 @@
         </w:tc>
         <w:tc>
           <w:tcPr>
-            <w:tcW w:w="0" w:type="auto"/>
+            <w:tcW w:w="2432" w:type="pct"/>
             <w:tcMar>
               <w:top w:w="150" w:type="dxa"/>
               <w:left w:w="240" w:type="dxa"/>
@@ -3024,7 +3101,7 @@
       <w:tr>
         <w:tc>
           <w:tcPr>
-            <w:tcW w:w="0" w:type="auto"/>
+            <w:tcW w:w="506" w:type="pct"/>
             <w:tcMar>
               <w:top w:w="150" w:type="dxa"/>
               <w:left w:w="0" w:type="dxa"/>
@@ -3046,7 +3123,7 @@
         </w:tc>
         <w:tc>
           <w:tcPr>
-            <w:tcW w:w="0" w:type="auto"/>
+            <w:tcW w:w="2062" w:type="pct"/>
             <w:tcMar>
               <w:top w:w="150" w:type="dxa"/>
               <w:left w:w="240" w:type="dxa"/>
@@ -3064,7 +3141,7 @@
         </w:tc>
         <w:tc>
           <w:tcPr>
-            <w:tcW w:w="0" w:type="auto"/>
+            <w:tcW w:w="2432" w:type="pct"/>
             <w:tcMar>
               <w:top w:w="150" w:type="dxa"/>
               <w:left w:w="240" w:type="dxa"/>
@@ -3084,7 +3161,7 @@
       <w:tr>
         <w:tc>
           <w:tcPr>
-            <w:tcW w:w="0" w:type="auto"/>
+            <w:tcW w:w="506" w:type="pct"/>
             <w:tcMar>
               <w:top w:w="150" w:type="dxa"/>
               <w:left w:w="0" w:type="dxa"/>
@@ -3106,7 +3183,7 @@
         </w:tc>
         <w:tc>
           <w:tcPr>
-            <w:tcW w:w="0" w:type="auto"/>
+            <w:tcW w:w="2062" w:type="pct"/>
             <w:tcMar>
               <w:top w:w="150" w:type="dxa"/>
               <w:left w:w="240" w:type="dxa"/>
@@ -3124,7 +3201,7 @@
         </w:tc>
         <w:tc>
           <w:tcPr>
-            <w:tcW w:w="0" w:type="auto"/>
+            <w:tcW w:w="2432" w:type="pct"/>
             <w:tcMar>
               <w:top w:w="150" w:type="dxa"/>
               <w:left w:w="240" w:type="dxa"/>
@@ -3175,7 +3252,6 @@
           <w:b/>
           <w:bCs/>
         </w:rPr>
-        <w:lastRenderedPageBreak/>
         <w:t>参考标准</w:t>
       </w:r>
       <w:r>
@@ -3189,7 +3265,7 @@
     </w:p>
     <w:tbl>
       <w:tblPr>
-        <w:tblW w:w="11280" w:type="dxa"/>
+        <w:tblW w:w="5000" w:type="pct"/>
         <w:tblBorders>
           <w:top w:val="single" w:sz="4" w:space="0" w:color="auto"/>
           <w:left w:val="single" w:sz="4" w:space="0" w:color="auto"/>
@@ -3207,9 +3283,9 @@
         <w:tblLook w:val="04A0" w:firstRow="1" w:lastRow="0" w:firstColumn="1" w:lastColumn="0" w:noHBand="0" w:noVBand="1"/>
       </w:tblPr>
       <w:tblGrid>
-        <w:gridCol w:w="1234"/>
-        <w:gridCol w:w="5547"/>
-        <w:gridCol w:w="4499"/>
+        <w:gridCol w:w="908"/>
+        <w:gridCol w:w="4080"/>
+        <w:gridCol w:w="3308"/>
       </w:tblGrid>
       <w:tr>
         <w:trPr>
@@ -3217,7 +3293,7 @@
         </w:trPr>
         <w:tc>
           <w:tcPr>
-            <w:tcW w:w="0" w:type="auto"/>
+            <w:tcW w:w="547" w:type="pct"/>
             <w:tcMar>
               <w:top w:w="150" w:type="dxa"/>
               <w:left w:w="0" w:type="dxa"/>
@@ -3235,7 +3311,7 @@
         </w:tc>
         <w:tc>
           <w:tcPr>
-            <w:tcW w:w="0" w:type="auto"/>
+            <w:tcW w:w="2459" w:type="pct"/>
             <w:tcMar>
               <w:top w:w="150" w:type="dxa"/>
               <w:left w:w="240" w:type="dxa"/>
@@ -3253,7 +3329,7 @@
         </w:tc>
         <w:tc>
           <w:tcPr>
-            <w:tcW w:w="0" w:type="auto"/>
+            <w:tcW w:w="1994" w:type="pct"/>
             <w:tcMar>
               <w:top w:w="150" w:type="dxa"/>
               <w:left w:w="240" w:type="dxa"/>
@@ -3273,7 +3349,7 @@
       <w:tr>
         <w:tc>
           <w:tcPr>
-            <w:tcW w:w="0" w:type="auto"/>
+            <w:tcW w:w="547" w:type="pct"/>
             <w:tcMar>
               <w:top w:w="150" w:type="dxa"/>
               <w:left w:w="0" w:type="dxa"/>
@@ -3295,7 +3371,7 @@
         </w:tc>
         <w:tc>
           <w:tcPr>
-            <w:tcW w:w="0" w:type="auto"/>
+            <w:tcW w:w="2459" w:type="pct"/>
             <w:tcMar>
               <w:top w:w="150" w:type="dxa"/>
               <w:left w:w="240" w:type="dxa"/>
@@ -3313,7 +3389,7 @@
         </w:tc>
         <w:tc>
           <w:tcPr>
-            <w:tcW w:w="0" w:type="auto"/>
+            <w:tcW w:w="1994" w:type="pct"/>
             <w:tcMar>
               <w:top w:w="150" w:type="dxa"/>
               <w:left w:w="240" w:type="dxa"/>
@@ -3333,7 +3409,7 @@
       <w:tr>
         <w:tc>
           <w:tcPr>
-            <w:tcW w:w="0" w:type="auto"/>
+            <w:tcW w:w="547" w:type="pct"/>
             <w:tcMar>
               <w:top w:w="150" w:type="dxa"/>
               <w:left w:w="0" w:type="dxa"/>
@@ -3355,7 +3431,7 @@
         </w:tc>
         <w:tc>
           <w:tcPr>
-            <w:tcW w:w="0" w:type="auto"/>
+            <w:tcW w:w="2459" w:type="pct"/>
             <w:tcMar>
               <w:top w:w="150" w:type="dxa"/>
               <w:left w:w="240" w:type="dxa"/>
@@ -3373,7 +3449,7 @@
         </w:tc>
         <w:tc>
           <w:tcPr>
-            <w:tcW w:w="0" w:type="auto"/>
+            <w:tcW w:w="1994" w:type="pct"/>
             <w:tcMar>
               <w:top w:w="150" w:type="dxa"/>
               <w:left w:w="240" w:type="dxa"/>
@@ -3393,7 +3469,7 @@
       <w:tr>
         <w:tc>
           <w:tcPr>
-            <w:tcW w:w="0" w:type="auto"/>
+            <w:tcW w:w="547" w:type="pct"/>
             <w:tcMar>
               <w:top w:w="150" w:type="dxa"/>
               <w:left w:w="0" w:type="dxa"/>
@@ -3409,13 +3485,14 @@
                 <w:b/>
                 <w:bCs/>
               </w:rPr>
+              <w:lastRenderedPageBreak/>
               <w:t>耦合度</w:t>
             </w:r>
           </w:p>
         </w:tc>
         <w:tc>
           <w:tcPr>
-            <w:tcW w:w="0" w:type="auto"/>
+            <w:tcW w:w="2459" w:type="pct"/>
             <w:tcMar>
               <w:top w:w="150" w:type="dxa"/>
               <w:left w:w="240" w:type="dxa"/>
@@ -3433,7 +3510,7 @@
         </w:tc>
         <w:tc>
           <w:tcPr>
-            <w:tcW w:w="0" w:type="auto"/>
+            <w:tcW w:w="1994" w:type="pct"/>
             <w:tcMar>
               <w:top w:w="150" w:type="dxa"/>
               <w:left w:w="240" w:type="dxa"/>
@@ -3453,7 +3530,7 @@
       <w:tr>
         <w:tc>
           <w:tcPr>
-            <w:tcW w:w="0" w:type="auto"/>
+            <w:tcW w:w="547" w:type="pct"/>
             <w:tcMar>
               <w:top w:w="150" w:type="dxa"/>
               <w:left w:w="0" w:type="dxa"/>
@@ -3475,7 +3552,7 @@
         </w:tc>
         <w:tc>
           <w:tcPr>
-            <w:tcW w:w="0" w:type="auto"/>
+            <w:tcW w:w="2459" w:type="pct"/>
             <w:tcMar>
               <w:top w:w="150" w:type="dxa"/>
               <w:left w:w="240" w:type="dxa"/>
@@ -3493,7 +3570,7 @@
         </w:tc>
         <w:tc>
           <w:tcPr>
-            <w:tcW w:w="0" w:type="auto"/>
+            <w:tcW w:w="1994" w:type="pct"/>
             <w:tcMar>
               <w:top w:w="150" w:type="dxa"/>
               <w:left w:w="240" w:type="dxa"/>
@@ -3633,7 +3710,7 @@
     </w:p>
     <w:tbl>
       <w:tblPr>
-        <w:tblW w:w="11280" w:type="dxa"/>
+        <w:tblW w:w="5000" w:type="pct"/>
         <w:tblCellMar>
           <w:top w:w="15" w:type="dxa"/>
           <w:left w:w="15" w:type="dxa"/>
@@ -3643,9 +3720,9 @@
         <w:tblLook w:val="04A0" w:firstRow="1" w:lastRow="0" w:firstColumn="1" w:lastColumn="0" w:noHBand="0" w:noVBand="1"/>
       </w:tblPr>
       <w:tblGrid>
-        <w:gridCol w:w="1200"/>
-        <w:gridCol w:w="3751"/>
-        <w:gridCol w:w="6329"/>
+        <w:gridCol w:w="883"/>
+        <w:gridCol w:w="2759"/>
+        <w:gridCol w:w="4654"/>
       </w:tblGrid>
       <w:tr>
         <w:trPr>
@@ -3653,7 +3730,7 @@
         </w:trPr>
         <w:tc>
           <w:tcPr>
-            <w:tcW w:w="0" w:type="auto"/>
+            <w:tcW w:w="532" w:type="pct"/>
             <w:tcBorders>
               <w:top w:val="single" w:sz="4" w:space="0" w:color="auto"/>
               <w:left w:val="single" w:sz="4" w:space="0" w:color="auto"/>
@@ -3677,7 +3754,7 @@
         </w:tc>
         <w:tc>
           <w:tcPr>
-            <w:tcW w:w="0" w:type="auto"/>
+            <w:tcW w:w="1663" w:type="pct"/>
             <w:tcBorders>
               <w:top w:val="single" w:sz="4" w:space="0" w:color="auto"/>
               <w:left w:val="single" w:sz="4" w:space="0" w:color="auto"/>
@@ -3701,7 +3778,7 @@
         </w:tc>
         <w:tc>
           <w:tcPr>
-            <w:tcW w:w="0" w:type="auto"/>
+            <w:tcW w:w="2805" w:type="pct"/>
             <w:tcBorders>
               <w:top w:val="single" w:sz="4" w:space="0" w:color="auto"/>
               <w:left w:val="single" w:sz="4" w:space="0" w:color="auto"/>
@@ -3727,7 +3804,7 @@
       <w:tr>
         <w:tc>
           <w:tcPr>
-            <w:tcW w:w="0" w:type="auto"/>
+            <w:tcW w:w="532" w:type="pct"/>
             <w:tcBorders>
               <w:top w:val="single" w:sz="4" w:space="0" w:color="auto"/>
               <w:left w:val="single" w:sz="4" w:space="0" w:color="auto"/>
@@ -3749,21 +3826,13 @@
                 <w:b/>
                 <w:bCs/>
               </w:rPr>
-              <w:t>功能正确</w:t>
-            </w:r>
-            <w:r>
-              <w:rPr>
-                <w:b/>
-                <w:bCs/>
-              </w:rPr>
-              <w:lastRenderedPageBreak/>
-              <w:t>性</w:t>
-            </w:r>
-          </w:p>
-        </w:tc>
-        <w:tc>
-          <w:tcPr>
-            <w:tcW w:w="0" w:type="auto"/>
+              <w:t>功能正确性</w:t>
+            </w:r>
+          </w:p>
+        </w:tc>
+        <w:tc>
+          <w:tcPr>
+            <w:tcW w:w="1663" w:type="pct"/>
             <w:tcBorders>
               <w:top w:val="single" w:sz="4" w:space="0" w:color="auto"/>
               <w:left w:val="single" w:sz="4" w:space="0" w:color="auto"/>
@@ -3781,14 +3850,13 @@
           </w:tcPr>
           <w:p>
             <w:r>
-              <w:lastRenderedPageBreak/>
               <w:t>ISO 25010 - 功能适用性</w:t>
             </w:r>
           </w:p>
         </w:tc>
         <w:tc>
           <w:tcPr>
-            <w:tcW w:w="0" w:type="auto"/>
+            <w:tcW w:w="2805" w:type="pct"/>
             <w:tcBorders>
               <w:top w:val="single" w:sz="4" w:space="0" w:color="auto"/>
               <w:left w:val="single" w:sz="4" w:space="0" w:color="auto"/>
@@ -3814,7 +3882,7 @@
       <w:tr>
         <w:tc>
           <w:tcPr>
-            <w:tcW w:w="0" w:type="auto"/>
+            <w:tcW w:w="532" w:type="pct"/>
             <w:tcBorders>
               <w:top w:val="single" w:sz="4" w:space="0" w:color="auto"/>
               <w:left w:val="single" w:sz="4" w:space="0" w:color="auto"/>
@@ -3842,7 +3910,7 @@
         </w:tc>
         <w:tc>
           <w:tcPr>
-            <w:tcW w:w="0" w:type="auto"/>
+            <w:tcW w:w="1663" w:type="pct"/>
             <w:tcBorders>
               <w:top w:val="single" w:sz="4" w:space="0" w:color="auto"/>
               <w:left w:val="single" w:sz="4" w:space="0" w:color="auto"/>
@@ -3866,7 +3934,7 @@
         </w:tc>
         <w:tc>
           <w:tcPr>
-            <w:tcW w:w="0" w:type="auto"/>
+            <w:tcW w:w="2805" w:type="pct"/>
             <w:tcBorders>
               <w:top w:val="single" w:sz="4" w:space="0" w:color="auto"/>
               <w:left w:val="single" w:sz="4" w:space="0" w:color="auto"/>
@@ -3892,7 +3960,7 @@
       <w:tr>
         <w:tc>
           <w:tcPr>
-            <w:tcW w:w="0" w:type="auto"/>
+            <w:tcW w:w="532" w:type="pct"/>
             <w:tcBorders>
               <w:top w:val="single" w:sz="4" w:space="0" w:color="auto"/>
               <w:left w:val="single" w:sz="4" w:space="0" w:color="auto"/>
@@ -3920,7 +3988,7 @@
         </w:tc>
         <w:tc>
           <w:tcPr>
-            <w:tcW w:w="0" w:type="auto"/>
+            <w:tcW w:w="1663" w:type="pct"/>
             <w:tcBorders>
               <w:top w:val="single" w:sz="4" w:space="0" w:color="auto"/>
               <w:left w:val="single" w:sz="4" w:space="0" w:color="auto"/>
@@ -3944,7 +4012,7 @@
         </w:tc>
         <w:tc>
           <w:tcPr>
-            <w:tcW w:w="0" w:type="auto"/>
+            <w:tcW w:w="2805" w:type="pct"/>
             <w:tcBorders>
               <w:top w:val="single" w:sz="4" w:space="0" w:color="auto"/>
               <w:left w:val="single" w:sz="4" w:space="0" w:color="auto"/>
@@ -3970,7 +4038,7 @@
       <w:tr>
         <w:tc>
           <w:tcPr>
-            <w:tcW w:w="0" w:type="auto"/>
+            <w:tcW w:w="532" w:type="pct"/>
             <w:tcBorders>
               <w:top w:val="single" w:sz="4" w:space="0" w:color="auto"/>
               <w:left w:val="single" w:sz="4" w:space="0" w:color="auto"/>
@@ -3992,13 +4060,14 @@
                 <w:b/>
                 <w:bCs/>
               </w:rPr>
+              <w:lastRenderedPageBreak/>
               <w:t>可维护性</w:t>
             </w:r>
           </w:p>
         </w:tc>
         <w:tc>
           <w:tcPr>
-            <w:tcW w:w="0" w:type="auto"/>
+            <w:tcW w:w="1663" w:type="pct"/>
             <w:tcBorders>
               <w:top w:val="single" w:sz="4" w:space="0" w:color="auto"/>
               <w:left w:val="single" w:sz="4" w:space="0" w:color="auto"/>
@@ -4022,7 +4091,7 @@
         </w:tc>
         <w:tc>
           <w:tcPr>
-            <w:tcW w:w="0" w:type="auto"/>
+            <w:tcW w:w="2805" w:type="pct"/>
             <w:tcBorders>
               <w:top w:val="single" w:sz="4" w:space="0" w:color="auto"/>
               <w:left w:val="single" w:sz="4" w:space="0" w:color="auto"/>
@@ -4119,7 +4188,7 @@
     </w:p>
     <w:tbl>
       <w:tblPr>
-        <w:tblW w:w="11280" w:type="dxa"/>
+        <w:tblW w:w="5000" w:type="pct"/>
         <w:tblBorders>
           <w:top w:val="single" w:sz="4" w:space="0" w:color="auto"/>
           <w:left w:val="single" w:sz="4" w:space="0" w:color="auto"/>
@@ -4137,9 +4206,9 @@
         <w:tblLook w:val="04A0" w:firstRow="1" w:lastRow="0" w:firstColumn="1" w:lastColumn="0" w:noHBand="0" w:noVBand="1"/>
       </w:tblPr>
       <w:tblGrid>
-        <w:gridCol w:w="1365"/>
-        <w:gridCol w:w="5321"/>
-        <w:gridCol w:w="4594"/>
+        <w:gridCol w:w="1004"/>
+        <w:gridCol w:w="3914"/>
+        <w:gridCol w:w="3378"/>
       </w:tblGrid>
       <w:tr>
         <w:trPr>
@@ -4147,7 +4216,7 @@
         </w:trPr>
         <w:tc>
           <w:tcPr>
-            <w:tcW w:w="0" w:type="auto"/>
+            <w:tcW w:w="605" w:type="pct"/>
             <w:tcMar>
               <w:top w:w="150" w:type="dxa"/>
               <w:left w:w="0" w:type="dxa"/>
@@ -4165,7 +4234,7 @@
         </w:tc>
         <w:tc>
           <w:tcPr>
-            <w:tcW w:w="0" w:type="auto"/>
+            <w:tcW w:w="2359" w:type="pct"/>
             <w:tcMar>
               <w:top w:w="150" w:type="dxa"/>
               <w:left w:w="240" w:type="dxa"/>
@@ -4183,7 +4252,7 @@
         </w:tc>
         <w:tc>
           <w:tcPr>
-            <w:tcW w:w="0" w:type="auto"/>
+            <w:tcW w:w="2036" w:type="pct"/>
             <w:tcMar>
               <w:top w:w="150" w:type="dxa"/>
               <w:left w:w="240" w:type="dxa"/>
@@ -4203,7 +4272,7 @@
       <w:tr>
         <w:tc>
           <w:tcPr>
-            <w:tcW w:w="0" w:type="auto"/>
+            <w:tcW w:w="605" w:type="pct"/>
             <w:tcMar>
               <w:top w:w="150" w:type="dxa"/>
               <w:left w:w="0" w:type="dxa"/>
@@ -4225,7 +4294,7 @@
         </w:tc>
         <w:tc>
           <w:tcPr>
-            <w:tcW w:w="0" w:type="auto"/>
+            <w:tcW w:w="2359" w:type="pct"/>
             <w:tcMar>
               <w:top w:w="150" w:type="dxa"/>
               <w:left w:w="240" w:type="dxa"/>
@@ -4243,7 +4312,7 @@
         </w:tc>
         <w:tc>
           <w:tcPr>
-            <w:tcW w:w="0" w:type="auto"/>
+            <w:tcW w:w="2036" w:type="pct"/>
             <w:tcMar>
               <w:top w:w="150" w:type="dxa"/>
               <w:left w:w="240" w:type="dxa"/>
@@ -4263,7 +4332,7 @@
       <w:tr>
         <w:tc>
           <w:tcPr>
-            <w:tcW w:w="0" w:type="auto"/>
+            <w:tcW w:w="605" w:type="pct"/>
             <w:tcMar>
               <w:top w:w="150" w:type="dxa"/>
               <w:left w:w="0" w:type="dxa"/>
@@ -4285,7 +4354,7 @@
         </w:tc>
         <w:tc>
           <w:tcPr>
-            <w:tcW w:w="0" w:type="auto"/>
+            <w:tcW w:w="2359" w:type="pct"/>
             <w:tcMar>
               <w:top w:w="150" w:type="dxa"/>
               <w:left w:w="240" w:type="dxa"/>
@@ -4303,7 +4372,7 @@
         </w:tc>
         <w:tc>
           <w:tcPr>
-            <w:tcW w:w="0" w:type="auto"/>
+            <w:tcW w:w="2036" w:type="pct"/>
             <w:tcMar>
               <w:top w:w="150" w:type="dxa"/>
               <w:left w:w="240" w:type="dxa"/>
@@ -4336,7 +4405,7 @@
       <w:tr>
         <w:tc>
           <w:tcPr>
-            <w:tcW w:w="0" w:type="auto"/>
+            <w:tcW w:w="605" w:type="pct"/>
             <w:tcMar>
               <w:top w:w="150" w:type="dxa"/>
               <w:left w:w="0" w:type="dxa"/>
@@ -4358,7 +4427,7 @@
         </w:tc>
         <w:tc>
           <w:tcPr>
-            <w:tcW w:w="0" w:type="auto"/>
+            <w:tcW w:w="2359" w:type="pct"/>
             <w:tcMar>
               <w:top w:w="150" w:type="dxa"/>
               <w:left w:w="240" w:type="dxa"/>
@@ -4376,7 +4445,7 @@
         </w:tc>
         <w:tc>
           <w:tcPr>
-            <w:tcW w:w="0" w:type="auto"/>
+            <w:tcW w:w="2036" w:type="pct"/>
             <w:tcMar>
               <w:top w:w="150" w:type="dxa"/>
               <w:left w:w="240" w:type="dxa"/>
@@ -4418,6 +4487,7 @@
         <w:t>：3项均≥80分，否则返回补充测试</w:t>
       </w:r>
     </w:p>
+    <w:p/>
     <w:p>
       <w:pPr>
         <w:rPr>
@@ -4437,8 +4507,409 @@
           <w:b/>
           <w:bCs/>
         </w:rPr>
-        <w:lastRenderedPageBreak/>
-        <w:t>门禁⑤：业务质量（交付放行门禁）</w:t>
+        <w:t>参考标准速查</w:t>
+      </w:r>
+    </w:p>
+    <w:tbl>
+      <w:tblPr>
+        <w:tblW w:w="5000" w:type="pct"/>
+        <w:tblBorders>
+          <w:top w:val="single" w:sz="4" w:space="0" w:color="auto"/>
+          <w:left w:val="single" w:sz="4" w:space="0" w:color="auto"/>
+          <w:bottom w:val="single" w:sz="4" w:space="0" w:color="auto"/>
+          <w:right w:val="single" w:sz="4" w:space="0" w:color="auto"/>
+          <w:insideH w:val="single" w:sz="4" w:space="0" w:color="auto"/>
+          <w:insideV w:val="single" w:sz="4" w:space="0" w:color="auto"/>
+        </w:tblBorders>
+        <w:tblLayout w:type="fixed"/>
+        <w:tblCellMar>
+          <w:top w:w="15" w:type="dxa"/>
+          <w:left w:w="15" w:type="dxa"/>
+          <w:bottom w:w="15" w:type="dxa"/>
+          <w:right w:w="15" w:type="dxa"/>
+        </w:tblCellMar>
+        <w:tblLook w:val="04A0" w:firstRow="1" w:lastRow="0" w:firstColumn="1" w:lastColumn="0" w:noHBand="0" w:noVBand="1"/>
+      </w:tblPr>
+      <w:tblGrid>
+        <w:gridCol w:w="1129"/>
+        <w:gridCol w:w="2193"/>
+        <w:gridCol w:w="4974"/>
+      </w:tblGrid>
+      <w:tr>
+        <w:trPr>
+          <w:tblHeader/>
+        </w:trPr>
+        <w:tc>
+          <w:tcPr>
+            <w:tcW w:w="680" w:type="pct"/>
+            <w:tcMar>
+              <w:top w:w="150" w:type="dxa"/>
+              <w:left w:w="0" w:type="dxa"/>
+              <w:bottom w:w="150" w:type="dxa"/>
+              <w:right w:w="240" w:type="dxa"/>
+            </w:tcMar>
+            <w:vAlign w:val="center"/>
+            <w:hideMark/>
+          </w:tcPr>
+          <w:p>
+            <w:r>
+              <w:lastRenderedPageBreak/>
+              <w:t>门禁</w:t>
+            </w:r>
+          </w:p>
+        </w:tc>
+        <w:tc>
+          <w:tcPr>
+            <w:tcW w:w="1322" w:type="pct"/>
+            <w:tcMar>
+              <w:top w:w="150" w:type="dxa"/>
+              <w:left w:w="240" w:type="dxa"/>
+              <w:bottom w:w="150" w:type="dxa"/>
+              <w:right w:w="240" w:type="dxa"/>
+            </w:tcMar>
+            <w:vAlign w:val="center"/>
+            <w:hideMark/>
+          </w:tcPr>
+          <w:p>
+            <w:r>
+              <w:t>主要参考标准</w:t>
+            </w:r>
+          </w:p>
+        </w:tc>
+        <w:tc>
+          <w:tcPr>
+            <w:tcW w:w="2998" w:type="pct"/>
+            <w:tcMar>
+              <w:top w:w="150" w:type="dxa"/>
+              <w:left w:w="240" w:type="dxa"/>
+              <w:bottom w:w="150" w:type="dxa"/>
+              <w:right w:w="240" w:type="dxa"/>
+            </w:tcMar>
+            <w:vAlign w:val="center"/>
+            <w:hideMark/>
+          </w:tcPr>
+          <w:p>
+            <w:r>
+              <w:t>核心概念</w:t>
+            </w:r>
+          </w:p>
+        </w:tc>
+      </w:tr>
+      <w:tr>
+        <w:tc>
+          <w:tcPr>
+            <w:tcW w:w="680" w:type="pct"/>
+            <w:tcMar>
+              <w:top w:w="150" w:type="dxa"/>
+              <w:left w:w="0" w:type="dxa"/>
+              <w:bottom w:w="150" w:type="dxa"/>
+              <w:right w:w="240" w:type="dxa"/>
+            </w:tcMar>
+            <w:vAlign w:val="center"/>
+            <w:hideMark/>
+          </w:tcPr>
+          <w:p>
+            <w:r>
+              <w:t>① 需求</w:t>
+            </w:r>
+          </w:p>
+        </w:tc>
+        <w:tc>
+          <w:tcPr>
+            <w:tcW w:w="1322" w:type="pct"/>
+            <w:tcMar>
+              <w:top w:w="150" w:type="dxa"/>
+              <w:left w:w="240" w:type="dxa"/>
+              <w:bottom w:w="150" w:type="dxa"/>
+              <w:right w:w="240" w:type="dxa"/>
+            </w:tcMar>
+            <w:vAlign w:val="center"/>
+            <w:hideMark/>
+          </w:tcPr>
+          <w:p>
+            <w:r>
+              <w:rPr>
+                <w:b/>
+                <w:bCs/>
+              </w:rPr>
+              <w:t>IEEE 29148</w:t>
+            </w:r>
+          </w:p>
+        </w:tc>
+        <w:tc>
+          <w:tcPr>
+            <w:tcW w:w="2998" w:type="pct"/>
+            <w:tcMar>
+              <w:top w:w="150" w:type="dxa"/>
+              <w:left w:w="240" w:type="dxa"/>
+              <w:bottom w:w="150" w:type="dxa"/>
+              <w:right w:w="0" w:type="dxa"/>
+            </w:tcMar>
+            <w:vAlign w:val="center"/>
+            <w:hideMark/>
+          </w:tcPr>
+          <w:p>
+            <w:r>
+              <w:t>完整性、无歧义性、可验证性、一致性、可追踪性、可行性</w:t>
+            </w:r>
+          </w:p>
+        </w:tc>
+      </w:tr>
+      <w:tr>
+        <w:tc>
+          <w:tcPr>
+            <w:tcW w:w="680" w:type="pct"/>
+            <w:tcMar>
+              <w:top w:w="150" w:type="dxa"/>
+              <w:left w:w="0" w:type="dxa"/>
+              <w:bottom w:w="150" w:type="dxa"/>
+              <w:right w:w="240" w:type="dxa"/>
+            </w:tcMar>
+            <w:vAlign w:val="center"/>
+            <w:hideMark/>
+          </w:tcPr>
+          <w:p>
+            <w:r>
+              <w:t>② 设计</w:t>
+            </w:r>
+          </w:p>
+        </w:tc>
+        <w:tc>
+          <w:tcPr>
+            <w:tcW w:w="1322" w:type="pct"/>
+            <w:tcMar>
+              <w:top w:w="150" w:type="dxa"/>
+              <w:left w:w="240" w:type="dxa"/>
+              <w:bottom w:w="150" w:type="dxa"/>
+              <w:right w:w="240" w:type="dxa"/>
+            </w:tcMar>
+            <w:vAlign w:val="center"/>
+            <w:hideMark/>
+          </w:tcPr>
+          <w:p>
+            <w:r>
+              <w:rPr>
+                <w:b/>
+                <w:bCs/>
+              </w:rPr>
+              <w:t>ISO/IEC 25010</w:t>
+            </w:r>
+            <w:r>
+              <w:t> + IEEE 29148</w:t>
+            </w:r>
+          </w:p>
+        </w:tc>
+        <w:tc>
+          <w:tcPr>
+            <w:tcW w:w="2998" w:type="pct"/>
+            <w:tcMar>
+              <w:top w:w="150" w:type="dxa"/>
+              <w:left w:w="240" w:type="dxa"/>
+              <w:bottom w:w="150" w:type="dxa"/>
+              <w:right w:w="0" w:type="dxa"/>
+            </w:tcMar>
+            <w:vAlign w:val="center"/>
+            <w:hideMark/>
+          </w:tcPr>
+          <w:p>
+            <w:r>
+              <w:t>模块化、可维护性（ISO 25010）；可追踪性（IEEE 29148）</w:t>
+            </w:r>
+          </w:p>
+        </w:tc>
+      </w:tr>
+      <w:tr>
+        <w:tc>
+          <w:tcPr>
+            <w:tcW w:w="680" w:type="pct"/>
+            <w:tcMar>
+              <w:top w:w="150" w:type="dxa"/>
+              <w:left w:w="0" w:type="dxa"/>
+              <w:bottom w:w="150" w:type="dxa"/>
+              <w:right w:w="240" w:type="dxa"/>
+            </w:tcMar>
+            <w:vAlign w:val="center"/>
+            <w:hideMark/>
+          </w:tcPr>
+          <w:p>
+            <w:r>
+              <w:t>③ 代码</w:t>
+            </w:r>
+          </w:p>
+        </w:tc>
+        <w:tc>
+          <w:tcPr>
+            <w:tcW w:w="1322" w:type="pct"/>
+            <w:tcMar>
+              <w:top w:w="150" w:type="dxa"/>
+              <w:left w:w="240" w:type="dxa"/>
+              <w:bottom w:w="150" w:type="dxa"/>
+              <w:right w:w="240" w:type="dxa"/>
+            </w:tcMar>
+            <w:vAlign w:val="center"/>
+            <w:hideMark/>
+          </w:tcPr>
+          <w:p>
+            <w:r>
+              <w:rPr>
+                <w:b/>
+                <w:bCs/>
+              </w:rPr>
+              <w:t>ISO/IEC 25010</w:t>
+            </w:r>
+            <w:r>
+              <w:t> + </w:t>
+            </w:r>
+            <w:r>
+              <w:rPr>
+                <w:b/>
+                <w:bCs/>
+              </w:rPr>
+              <w:t>SonarQube</w:t>
+            </w:r>
+          </w:p>
+        </w:tc>
+        <w:tc>
+          <w:tcPr>
+            <w:tcW w:w="2998" w:type="pct"/>
+            <w:tcMar>
+              <w:top w:w="150" w:type="dxa"/>
+              <w:left w:w="240" w:type="dxa"/>
+              <w:bottom w:w="150" w:type="dxa"/>
+              <w:right w:w="0" w:type="dxa"/>
+            </w:tcMar>
+            <w:vAlign w:val="center"/>
+            <w:hideMark/>
+          </w:tcPr>
+          <w:p>
+            <w:r>
+              <w:t>可靠性、安全性、可维护性三大质量特性及A-E评级</w:t>
+            </w:r>
+          </w:p>
+        </w:tc>
+      </w:tr>
+      <w:tr>
+        <w:tc>
+          <w:tcPr>
+            <w:tcW w:w="680" w:type="pct"/>
+            <w:tcMar>
+              <w:top w:w="150" w:type="dxa"/>
+              <w:left w:w="0" w:type="dxa"/>
+              <w:bottom w:w="150" w:type="dxa"/>
+              <w:right w:w="240" w:type="dxa"/>
+            </w:tcMar>
+            <w:vAlign w:val="center"/>
+            <w:hideMark/>
+          </w:tcPr>
+          <w:p>
+            <w:r>
+              <w:t>④ 测试</w:t>
+            </w:r>
+          </w:p>
+        </w:tc>
+        <w:tc>
+          <w:tcPr>
+            <w:tcW w:w="1322" w:type="pct"/>
+            <w:tcMar>
+              <w:top w:w="150" w:type="dxa"/>
+              <w:left w:w="240" w:type="dxa"/>
+              <w:bottom w:w="150" w:type="dxa"/>
+              <w:right w:w="240" w:type="dxa"/>
+            </w:tcMar>
+            <w:vAlign w:val="center"/>
+            <w:hideMark/>
+          </w:tcPr>
+          <w:p>
+            <w:r>
+              <w:rPr>
+                <w:b/>
+                <w:bCs/>
+              </w:rPr>
+              <w:t>Mutation Testing</w:t>
+            </w:r>
+            <w:r>
+              <w:t> + ISO 25010</w:t>
+            </w:r>
+          </w:p>
+        </w:tc>
+        <w:tc>
+          <w:tcPr>
+            <w:tcW w:w="2998" w:type="pct"/>
+            <w:tcMar>
+              <w:top w:w="150" w:type="dxa"/>
+              <w:left w:w="240" w:type="dxa"/>
+              <w:bottom w:w="150" w:type="dxa"/>
+              <w:right w:w="0" w:type="dxa"/>
+            </w:tcMar>
+            <w:vAlign w:val="center"/>
+            <w:hideMark/>
+          </w:tcPr>
+          <w:p>
+            <w:r>
+              <w:t>变异评分（比代码覆盖率更严格）；功能完备性（ISO 25010）</w:t>
+            </w:r>
+          </w:p>
+        </w:tc>
+      </w:tr>
+    </w:tbl>
+    <w:p>
+      <w:pPr>
+        <w:rPr>
+          <w:rFonts w:hint="eastAsia"/>
+        </w:rPr>
+      </w:pPr>
+      <w:r>
+        <w:t xml:space="preserve">    </w:t>
+      </w:r>
+    </w:p>
+    <w:p>
+      <w:r>
+        <w:rPr>
+          <w:rFonts w:hint="eastAsia"/>
+        </w:rPr>
+        <w:t>第三层：</w:t>
+      </w:r>
+      <w:r>
+        <w:t>业务质量</w:t>
+      </w:r>
+    </w:p>
+    <w:p>
+      <w:pPr>
+        <w:rPr>
+          <w:rFonts w:hint="eastAsia"/>
+          <w:b/>
+          <w:bCs/>
+        </w:rPr>
+      </w:pPr>
+      <w:r>
+        <w:rPr>
+          <w:rFonts w:hint="eastAsia"/>
+          <w:b/>
+          <w:bCs/>
+        </w:rPr>
+        <w:t>重点关注：</w:t>
+      </w:r>
+      <w:r>
+        <w:rPr>
+          <w:b/>
+          <w:bCs/>
+        </w:rPr>
+        <w:t>“软件真的创造业务价值了吗？”</w:t>
+      </w:r>
+    </w:p>
+    <w:p>
+      <w:pPr>
+        <w:rPr>
+          <w:b/>
+          <w:bCs/>
+        </w:rPr>
+      </w:pPr>
+      <w:r>
+        <w:rPr>
+          <w:b/>
+          <w:bCs/>
+        </w:rPr>
+        <w:t>门禁：业务质量（交付放行门禁）</w:t>
       </w:r>
     </w:p>
     <w:p>
@@ -4798,7 +5269,15 @@
                 <w:b/>
                 <w:bCs/>
               </w:rPr>
-              <w:t>用户验收</w:t>
+              <w:t>用</w:t>
+            </w:r>
+            <w:r>
+              <w:rPr>
+                <w:b/>
+                <w:bCs/>
+              </w:rPr>
+              <w:lastRenderedPageBreak/>
+              <w:t>户验收</w:t>
             </w:r>
           </w:p>
         </w:tc>
@@ -4832,7 +5311,16 @@
                 <w:b/>
                 <w:bCs/>
               </w:rPr>
-              <w:t>实际用户（或代表）是否认可软件能解决真实问题</w:t>
+              <w:lastRenderedPageBreak/>
+              <w:t>实际用户（或代</w:t>
+            </w:r>
+            <w:r>
+              <w:rPr>
+                <w:b/>
+                <w:bCs/>
+              </w:rPr>
+              <w:lastRenderedPageBreak/>
+              <w:t>表）是否认可软件能解决真实问题</w:t>
             </w:r>
           </w:p>
         </w:tc>
@@ -4866,7 +5354,16 @@
                 <w:b/>
                 <w:bCs/>
               </w:rPr>
-              <w:t>ISO 25010质量使用的“满意度”（满意度 = 有用性+信任+愉悦+舒适）</w:t>
+              <w:lastRenderedPageBreak/>
+              <w:t>ISO 25010质量使用</w:t>
+            </w:r>
+            <w:r>
+              <w:rPr>
+                <w:b/>
+                <w:bCs/>
+              </w:rPr>
+              <w:lastRenderedPageBreak/>
+              <w:t>的“满意度”（满意度 = 有用性+信任+愉悦+舒适）</w:t>
             </w:r>
           </w:p>
         </w:tc>
@@ -4900,7 +5397,16 @@
                 <w:b/>
                 <w:bCs/>
               </w:rPr>
-              <w:t>用户验收测试（UAT）通过率：通过的UAT用例数 / 总UAT用例数 × 100%；可辅以NPS或用户满意度评分</w:t>
+              <w:lastRenderedPageBreak/>
+              <w:t>用户验收测试（UAT）通过</w:t>
+            </w:r>
+            <w:r>
+              <w:rPr>
+                <w:b/>
+                <w:bCs/>
+              </w:rPr>
+              <w:lastRenderedPageBreak/>
+              <w:t>率：通过的UAT用例数 / 总UAT用例数 × 100%；可辅以NPS或用户满意度评分</w:t>
             </w:r>
           </w:p>
         </w:tc>
@@ -4936,6 +5442,7 @@
                 <w:b/>
                 <w:bCs/>
               </w:rPr>
+              <w:lastRenderedPageBreak/>
               <w:t>业务规则合规</w:t>
             </w:r>
           </w:p>
@@ -5251,7 +5758,6 @@
           <w:b/>
           <w:bCs/>
         </w:rPr>
-        <w:lastRenderedPageBreak/>
         <w:t>业务规则合规率=100%（核心规则必须全部合规）</w:t>
       </w:r>
     </w:p>
@@ -5288,460 +5794,6 @@
           <w:bCs/>
         </w:rPr>
         <w:t>任何一项不达标 → 禁止发布，需返回相应阶段修正后重新评估</w:t>
-      </w:r>
-    </w:p>
-    <w:p>
-      <w:pPr>
-        <w:rPr>
-          <w:b/>
-          <w:bCs/>
-        </w:rPr>
-      </w:pPr>
-      <w:r>
-        <w:rPr>
-          <w:b/>
-          <w:bCs/>
-        </w:rPr>
-        <w:t>参考标准速查</w:t>
-      </w:r>
-    </w:p>
-    <w:tbl>
-      <w:tblPr>
-        <w:tblW w:w="11285" w:type="dxa"/>
-        <w:tblInd w:w="-5" w:type="dxa"/>
-        <w:tblBorders>
-          <w:top w:val="single" w:sz="4" w:space="0" w:color="auto"/>
-          <w:left w:val="single" w:sz="4" w:space="0" w:color="auto"/>
-          <w:bottom w:val="single" w:sz="4" w:space="0" w:color="auto"/>
-          <w:right w:val="single" w:sz="4" w:space="0" w:color="auto"/>
-          <w:insideH w:val="single" w:sz="4" w:space="0" w:color="auto"/>
-          <w:insideV w:val="single" w:sz="4" w:space="0" w:color="auto"/>
-        </w:tblBorders>
-        <w:tblCellMar>
-          <w:top w:w="15" w:type="dxa"/>
-          <w:left w:w="15" w:type="dxa"/>
-          <w:bottom w:w="15" w:type="dxa"/>
-          <w:right w:w="15" w:type="dxa"/>
-        </w:tblCellMar>
-        <w:tblLook w:val="04A0" w:firstRow="1" w:lastRow="0" w:firstColumn="1" w:lastColumn="0" w:noHBand="0" w:noVBand="1"/>
-      </w:tblPr>
-      <w:tblGrid>
-        <w:gridCol w:w="1560"/>
-        <w:gridCol w:w="2551"/>
-        <w:gridCol w:w="7174"/>
-      </w:tblGrid>
-      <w:tr>
-        <w:trPr>
-          <w:tblHeader/>
-        </w:trPr>
-        <w:tc>
-          <w:tcPr>
-            <w:tcW w:w="1560" w:type="dxa"/>
-            <w:tcMar>
-              <w:top w:w="150" w:type="dxa"/>
-              <w:left w:w="0" w:type="dxa"/>
-              <w:bottom w:w="150" w:type="dxa"/>
-              <w:right w:w="240" w:type="dxa"/>
-            </w:tcMar>
-            <w:vAlign w:val="center"/>
-            <w:hideMark/>
-          </w:tcPr>
-          <w:p>
-            <w:r>
-              <w:t>门禁</w:t>
-            </w:r>
-          </w:p>
-        </w:tc>
-        <w:tc>
-          <w:tcPr>
-            <w:tcW w:w="2551" w:type="dxa"/>
-            <w:tcMar>
-              <w:top w:w="150" w:type="dxa"/>
-              <w:left w:w="240" w:type="dxa"/>
-              <w:bottom w:w="150" w:type="dxa"/>
-              <w:right w:w="240" w:type="dxa"/>
-            </w:tcMar>
-            <w:vAlign w:val="center"/>
-            <w:hideMark/>
-          </w:tcPr>
-          <w:p>
-            <w:r>
-              <w:t>主要参考标准</w:t>
-            </w:r>
-          </w:p>
-        </w:tc>
-        <w:tc>
-          <w:tcPr>
-            <w:tcW w:w="7174" w:type="dxa"/>
-            <w:tcMar>
-              <w:top w:w="150" w:type="dxa"/>
-              <w:left w:w="240" w:type="dxa"/>
-              <w:bottom w:w="150" w:type="dxa"/>
-              <w:right w:w="240" w:type="dxa"/>
-            </w:tcMar>
-            <w:vAlign w:val="center"/>
-            <w:hideMark/>
-          </w:tcPr>
-          <w:p>
-            <w:r>
-              <w:t>核心概念</w:t>
-            </w:r>
-          </w:p>
-        </w:tc>
-      </w:tr>
-      <w:tr>
-        <w:tc>
-          <w:tcPr>
-            <w:tcW w:w="1560" w:type="dxa"/>
-            <w:tcMar>
-              <w:top w:w="150" w:type="dxa"/>
-              <w:left w:w="0" w:type="dxa"/>
-              <w:bottom w:w="150" w:type="dxa"/>
-              <w:right w:w="240" w:type="dxa"/>
-            </w:tcMar>
-            <w:vAlign w:val="center"/>
-            <w:hideMark/>
-          </w:tcPr>
-          <w:p>
-            <w:r>
-              <w:t>① 需求</w:t>
-            </w:r>
-          </w:p>
-        </w:tc>
-        <w:tc>
-          <w:tcPr>
-            <w:tcW w:w="2551" w:type="dxa"/>
-            <w:tcMar>
-              <w:top w:w="150" w:type="dxa"/>
-              <w:left w:w="240" w:type="dxa"/>
-              <w:bottom w:w="150" w:type="dxa"/>
-              <w:right w:w="240" w:type="dxa"/>
-            </w:tcMar>
-            <w:vAlign w:val="center"/>
-            <w:hideMark/>
-          </w:tcPr>
-          <w:p>
-            <w:r>
-              <w:rPr>
-                <w:b/>
-                <w:bCs/>
-              </w:rPr>
-              <w:t>IEEE 29148</w:t>
-            </w:r>
-          </w:p>
-        </w:tc>
-        <w:tc>
-          <w:tcPr>
-            <w:tcW w:w="7174" w:type="dxa"/>
-            <w:tcMar>
-              <w:top w:w="150" w:type="dxa"/>
-              <w:left w:w="240" w:type="dxa"/>
-              <w:bottom w:w="150" w:type="dxa"/>
-              <w:right w:w="0" w:type="dxa"/>
-            </w:tcMar>
-            <w:vAlign w:val="center"/>
-            <w:hideMark/>
-          </w:tcPr>
-          <w:p>
-            <w:r>
-              <w:t>完整性、无歧义性、可验证性、一致性、可追踪性、可行性</w:t>
-            </w:r>
-          </w:p>
-        </w:tc>
-      </w:tr>
-      <w:tr>
-        <w:tc>
-          <w:tcPr>
-            <w:tcW w:w="1560" w:type="dxa"/>
-            <w:tcMar>
-              <w:top w:w="150" w:type="dxa"/>
-              <w:left w:w="0" w:type="dxa"/>
-              <w:bottom w:w="150" w:type="dxa"/>
-              <w:right w:w="240" w:type="dxa"/>
-            </w:tcMar>
-            <w:vAlign w:val="center"/>
-            <w:hideMark/>
-          </w:tcPr>
-          <w:p>
-            <w:r>
-              <w:t>② 设计</w:t>
-            </w:r>
-          </w:p>
-        </w:tc>
-        <w:tc>
-          <w:tcPr>
-            <w:tcW w:w="2551" w:type="dxa"/>
-            <w:tcMar>
-              <w:top w:w="150" w:type="dxa"/>
-              <w:left w:w="240" w:type="dxa"/>
-              <w:bottom w:w="150" w:type="dxa"/>
-              <w:right w:w="240" w:type="dxa"/>
-            </w:tcMar>
-            <w:vAlign w:val="center"/>
-            <w:hideMark/>
-          </w:tcPr>
-          <w:p>
-            <w:r>
-              <w:rPr>
-                <w:b/>
-                <w:bCs/>
-              </w:rPr>
-              <w:t>ISO/IEC 25010</w:t>
-            </w:r>
-            <w:r>
-              <w:t> + IEEE 29148</w:t>
-            </w:r>
-          </w:p>
-        </w:tc>
-        <w:tc>
-          <w:tcPr>
-            <w:tcW w:w="7174" w:type="dxa"/>
-            <w:tcMar>
-              <w:top w:w="150" w:type="dxa"/>
-              <w:left w:w="240" w:type="dxa"/>
-              <w:bottom w:w="150" w:type="dxa"/>
-              <w:right w:w="0" w:type="dxa"/>
-            </w:tcMar>
-            <w:vAlign w:val="center"/>
-            <w:hideMark/>
-          </w:tcPr>
-          <w:p>
-            <w:r>
-              <w:t>模块化、可维护性（ISO 25010）；可追踪性（IEEE 29148）</w:t>
-            </w:r>
-          </w:p>
-        </w:tc>
-      </w:tr>
-      <w:tr>
-        <w:tc>
-          <w:tcPr>
-            <w:tcW w:w="1560" w:type="dxa"/>
-            <w:tcMar>
-              <w:top w:w="150" w:type="dxa"/>
-              <w:left w:w="0" w:type="dxa"/>
-              <w:bottom w:w="150" w:type="dxa"/>
-              <w:right w:w="240" w:type="dxa"/>
-            </w:tcMar>
-            <w:vAlign w:val="center"/>
-            <w:hideMark/>
-          </w:tcPr>
-          <w:p>
-            <w:r>
-              <w:t>③ 代码</w:t>
-            </w:r>
-          </w:p>
-        </w:tc>
-        <w:tc>
-          <w:tcPr>
-            <w:tcW w:w="2551" w:type="dxa"/>
-            <w:tcMar>
-              <w:top w:w="150" w:type="dxa"/>
-              <w:left w:w="240" w:type="dxa"/>
-              <w:bottom w:w="150" w:type="dxa"/>
-              <w:right w:w="240" w:type="dxa"/>
-            </w:tcMar>
-            <w:vAlign w:val="center"/>
-            <w:hideMark/>
-          </w:tcPr>
-          <w:p>
-            <w:r>
-              <w:rPr>
-                <w:b/>
-                <w:bCs/>
-              </w:rPr>
-              <w:t>ISO/IEC 25010</w:t>
-            </w:r>
-            <w:r>
-              <w:t> + </w:t>
-            </w:r>
-            <w:r>
-              <w:rPr>
-                <w:b/>
-                <w:bCs/>
-              </w:rPr>
-              <w:t>SonarQube</w:t>
-            </w:r>
-          </w:p>
-        </w:tc>
-        <w:tc>
-          <w:tcPr>
-            <w:tcW w:w="7174" w:type="dxa"/>
-            <w:tcMar>
-              <w:top w:w="150" w:type="dxa"/>
-              <w:left w:w="240" w:type="dxa"/>
-              <w:bottom w:w="150" w:type="dxa"/>
-              <w:right w:w="0" w:type="dxa"/>
-            </w:tcMar>
-            <w:vAlign w:val="center"/>
-            <w:hideMark/>
-          </w:tcPr>
-          <w:p>
-            <w:r>
-              <w:t>可靠性、安全性、可维护性三大质量特性及A-E评级</w:t>
-            </w:r>
-          </w:p>
-        </w:tc>
-      </w:tr>
-      <w:tr>
-        <w:tc>
-          <w:tcPr>
-            <w:tcW w:w="1560" w:type="dxa"/>
-            <w:tcMar>
-              <w:top w:w="150" w:type="dxa"/>
-              <w:left w:w="0" w:type="dxa"/>
-              <w:bottom w:w="150" w:type="dxa"/>
-              <w:right w:w="240" w:type="dxa"/>
-            </w:tcMar>
-            <w:vAlign w:val="center"/>
-            <w:hideMark/>
-          </w:tcPr>
-          <w:p>
-            <w:r>
-              <w:t>④ 测试</w:t>
-            </w:r>
-          </w:p>
-        </w:tc>
-        <w:tc>
-          <w:tcPr>
-            <w:tcW w:w="2551" w:type="dxa"/>
-            <w:tcMar>
-              <w:top w:w="150" w:type="dxa"/>
-              <w:left w:w="240" w:type="dxa"/>
-              <w:bottom w:w="150" w:type="dxa"/>
-              <w:right w:w="240" w:type="dxa"/>
-            </w:tcMar>
-            <w:vAlign w:val="center"/>
-            <w:hideMark/>
-          </w:tcPr>
-          <w:p>
-            <w:r>
-              <w:rPr>
-                <w:b/>
-                <w:bCs/>
-              </w:rPr>
-              <w:t>Mutation Testing</w:t>
-            </w:r>
-            <w:r>
-              <w:t> + ISO 25010</w:t>
-            </w:r>
-          </w:p>
-        </w:tc>
-        <w:tc>
-          <w:tcPr>
-            <w:tcW w:w="7174" w:type="dxa"/>
-            <w:tcMar>
-              <w:top w:w="150" w:type="dxa"/>
-              <w:left w:w="240" w:type="dxa"/>
-              <w:bottom w:w="150" w:type="dxa"/>
-              <w:right w:w="0" w:type="dxa"/>
-            </w:tcMar>
-            <w:vAlign w:val="center"/>
-            <w:hideMark/>
-          </w:tcPr>
-          <w:p>
-            <w:r>
-              <w:t>变异评分（比代码覆盖率更严格）；功能完备性（ISO 25010）</w:t>
-            </w:r>
-          </w:p>
-        </w:tc>
-      </w:tr>
-      <w:tr>
-        <w:tc>
-          <w:tcPr>
-            <w:tcW w:w="1560" w:type="dxa"/>
-            <w:tcMar>
-              <w:top w:w="150" w:type="dxa"/>
-              <w:left w:w="0" w:type="dxa"/>
-              <w:bottom w:w="150" w:type="dxa"/>
-              <w:right w:w="240" w:type="dxa"/>
-            </w:tcMar>
-            <w:vAlign w:val="center"/>
-            <w:hideMark/>
-          </w:tcPr>
-          <w:p>
-            <w:pPr>
-              <w:rPr>
-                <w:rFonts w:hint="eastAsia"/>
-              </w:rPr>
-            </w:pPr>
-            <w:r>
-              <w:t>⑤</w:t>
-            </w:r>
-            <w:r>
-              <w:rPr>
-                <w:b/>
-                <w:bCs/>
-              </w:rPr>
-              <w:t>业务质量</w:t>
-            </w:r>
-          </w:p>
-        </w:tc>
-        <w:tc>
-          <w:tcPr>
-            <w:tcW w:w="2551" w:type="dxa"/>
-            <w:tcMar>
-              <w:top w:w="150" w:type="dxa"/>
-              <w:left w:w="240" w:type="dxa"/>
-              <w:bottom w:w="150" w:type="dxa"/>
-              <w:right w:w="240" w:type="dxa"/>
-            </w:tcMar>
-            <w:vAlign w:val="center"/>
-            <w:hideMark/>
-          </w:tcPr>
-          <w:p>
-            <w:pPr>
-              <w:rPr>
-                <w:b/>
-                <w:bCs/>
-              </w:rPr>
-            </w:pPr>
-            <w:r>
-              <w:rPr>
-                <w:b/>
-                <w:bCs/>
-              </w:rPr>
-              <w:t>ISO 25010质量使用 + IEEE 29148 BRS + GQM + Gartner</w:t>
-            </w:r>
-          </w:p>
-        </w:tc>
-        <w:tc>
-          <w:tcPr>
-            <w:tcW w:w="7174" w:type="dxa"/>
-            <w:tcMar>
-              <w:top w:w="150" w:type="dxa"/>
-              <w:left w:w="240" w:type="dxa"/>
-              <w:bottom w:w="150" w:type="dxa"/>
-              <w:right w:w="0" w:type="dxa"/>
-            </w:tcMar>
-            <w:vAlign w:val="center"/>
-            <w:hideMark/>
-          </w:tcPr>
-          <w:p>
-            <w:pPr>
-              <w:rPr>
-                <w:b/>
-                <w:bCs/>
-              </w:rPr>
-            </w:pPr>
-            <w:r>
-              <w:rPr>
-                <w:b/>
-                <w:bCs/>
-              </w:rPr>
-              <w:t>“软件真的创造业务价值了吗？”</w:t>
-            </w:r>
-          </w:p>
-        </w:tc>
-      </w:tr>
-    </w:tbl>
-    <w:p>
-      <w:pPr>
-        <w:rPr>
-          <w:rFonts w:hint="eastAsia"/>
-        </w:rPr>
-      </w:pPr>
-      <w:r>
-        <w:t xml:space="preserve">    </w:t>
       </w:r>
     </w:p>
     <w:sectPr>

--- a/智能软件工厂质量评估体系（详细）.docx
+++ b/智能软件工厂质量评估体系（详细）.docx
@@ -320,7 +320,21 @@
     </w:tbl>
     <w:p/>
     <w:p>
-      <w:r>
+      <w:pPr>
+        <w:rPr>
+          <w:b/>
+          <w:bCs/>
+          <w:sz w:val="24"/>
+          <w:szCs w:val="28"/>
+        </w:rPr>
+      </w:pPr>
+      <w:r>
+        <w:rPr>
+          <w:b/>
+          <w:bCs/>
+          <w:sz w:val="24"/>
+          <w:szCs w:val="28"/>
+        </w:rPr>
         <w:t>第一层：Agent执行质量（Execution Quality）</w:t>
       </w:r>
     </w:p>
@@ -390,6 +404,11 @@
       </w:r>
     </w:p>
     <w:p>
+      <w:pPr>
+        <w:rPr>
+          <w:rFonts w:hint="eastAsia"/>
+        </w:rPr>
+      </w:pPr>
       <w:r>
         <w:rPr>
           <w:b/>
@@ -399,14 +418,6 @@
       </w:r>
       <w:r>
         <w:t>：API-Bank的对话标注方法——人工定义"正确理解"的ground truth，与Agent实际理解对比。</w:t>
-      </w:r>
-    </w:p>
-    <w:p>
-      <w:r>
-        <w:rPr>
-          <w:rFonts w:hint="eastAsia"/>
-        </w:rPr>
-        <w:t>例如：</w:t>
       </w:r>
     </w:p>
     <w:p>
@@ -611,11 +622,7 @@
           </w:tcPr>
           <w:p>
             <w:r>
-              <w:t>提取的实体/参数覆盖参</w:t>
-            </w:r>
-            <w:r>
-              <w:lastRenderedPageBreak/>
-              <w:t>考标准100%</w:t>
+              <w:t>提取的实体/参数覆盖参考标准100%</w:t>
             </w:r>
           </w:p>
         </w:tc>
@@ -633,12 +640,7 @@
           </w:tcPr>
           <w:p>
             <w:r>
-              <w:lastRenderedPageBreak/>
-              <w:t>离线数据集+F1评分（参</w:t>
-            </w:r>
-            <w:r>
-              <w:lastRenderedPageBreak/>
-              <w:t>考</w:t>
+              <w:t>离线数据集+F1评分（参考</w:t>
             </w:r>
             <w:proofErr w:type="spellStart"/>
             <w:r>
@@ -754,11 +756,6 @@
       </w:r>
     </w:p>
     <w:p>
-      <w:pPr>
-        <w:rPr>
-          <w:rFonts w:hint="eastAsia"/>
-        </w:rPr>
-      </w:pPr>
       <w:r>
         <w:rPr>
           <w:b/>
@@ -768,14 +765,6 @@
       </w:r>
       <w:r>
         <w:t>：API-Bank Level-3——评估多API调用的规划能力，以完成同一任务所需对话轮次作为衡量标准。</w:t>
-      </w:r>
-    </w:p>
-    <w:p>
-      <w:r>
-        <w:rPr>
-          <w:rFonts w:hint="eastAsia"/>
-        </w:rPr>
-        <w:t>例如：</w:t>
       </w:r>
     </w:p>
     <w:p>
@@ -1126,7 +1115,6 @@
           <w:b/>
           <w:bCs/>
         </w:rPr>
-        <w:lastRenderedPageBreak/>
         <w:t>参考框架</w:t>
       </w:r>
       <w:r>
@@ -1160,6 +1148,7 @@
           <w:b/>
           <w:bCs/>
         </w:rPr>
+        <w:lastRenderedPageBreak/>
         <w:t>输入</w:t>
       </w:r>
       <w:r>
@@ -1738,11 +1727,7 @@
           </w:tcPr>
           <w:p>
             <w:r>
-              <w:t>推理过</w:t>
-            </w:r>
-            <w:r>
-              <w:lastRenderedPageBreak/>
-              <w:t>程可解释性</w:t>
+              <w:t>推理过程可解释性</w:t>
             </w:r>
           </w:p>
         </w:tc>
@@ -1760,12 +1745,7 @@
           </w:tcPr>
           <w:p>
             <w:r>
-              <w:lastRenderedPageBreak/>
-              <w:t>关键决策节点有明确的推理依据记</w:t>
-            </w:r>
-            <w:r>
-              <w:lastRenderedPageBreak/>
-              <w:t>录</w:t>
+              <w:t>关键决策节点有明确的推理依据记录</w:t>
             </w:r>
           </w:p>
         </w:tc>
@@ -1784,16 +1764,11 @@
           <w:p>
             <w:proofErr w:type="spellStart"/>
             <w:r>
-              <w:lastRenderedPageBreak/>
               <w:t>LangSmith</w:t>
             </w:r>
             <w:proofErr w:type="spellEnd"/>
             <w:r>
-              <w:t xml:space="preserve"> Trace审查 + 人工</w:t>
-            </w:r>
-            <w:r>
-              <w:lastRenderedPageBreak/>
-              <w:t>评分</w:t>
+              <w:t xml:space="preserve"> Trace审查 + 人工评分</w:t>
             </w:r>
           </w:p>
         </w:tc>
@@ -1813,6 +1788,7 @@
           </w:tcPr>
           <w:p>
             <w:r>
+              <w:lastRenderedPageBreak/>
               <w:t>上下文利用能力</w:t>
             </w:r>
           </w:p>
@@ -2235,11 +2211,7 @@
           </w:tcPr>
           <w:p>
             <w:r>
-              <w:t>参数调</w:t>
-            </w:r>
-            <w:r>
-              <w:lastRenderedPageBreak/>
-              <w:t>整恢复</w:t>
+              <w:t>参数调整恢复</w:t>
             </w:r>
           </w:p>
         </w:tc>
@@ -2257,12 +2229,7 @@
           </w:tcPr>
           <w:p>
             <w:r>
-              <w:lastRenderedPageBreak/>
-              <w:t>当参数错误时，能根据</w:t>
-            </w:r>
-            <w:r>
-              <w:lastRenderedPageBreak/>
-              <w:t>错误信息调整参数后重试</w:t>
+              <w:t>当参数错误时，能根据错误信息调整参数后重试</w:t>
             </w:r>
           </w:p>
         </w:tc>
@@ -2280,12 +2247,7 @@
           </w:tcPr>
           <w:p>
             <w:r>
-              <w:lastRenderedPageBreak/>
-              <w:t>模拟参数错误返回，检查Agent是否能修</w:t>
-            </w:r>
-            <w:r>
-              <w:lastRenderedPageBreak/>
-              <w:t>正</w:t>
+              <w:t>模拟参数错误返回，检查Agent是否能修正</w:t>
             </w:r>
           </w:p>
         </w:tc>
@@ -2405,6 +2367,11 @@
       </w:tr>
     </w:tbl>
     <w:p>
+      <w:pPr>
+        <w:rPr>
+          <w:rFonts w:hint="eastAsia"/>
+        </w:rPr>
+      </w:pPr>
       <w:r>
         <w:rPr>
           <w:b/>
@@ -2415,15 +2382,6 @@
       <w:r>
         <w:t>：错误识别率 ≥ 90%；有合理恢复策略的比例 ≥ 80%；不存在伪造数据行为</w:t>
       </w:r>
-    </w:p>
-    <w:p/>
-    <w:p/>
-    <w:p>
-      <w:pPr>
-        <w:rPr>
-          <w:rFonts w:hint="eastAsia"/>
-        </w:rPr>
-      </w:pPr>
     </w:p>
     <w:p>
       <w:pPr>
@@ -2432,6 +2390,14 @@
           <w:bCs/>
         </w:rPr>
       </w:pPr>
+      <w:r>
+        <w:rPr>
+          <w:rFonts w:hint="eastAsia"/>
+          <w:b/>
+          <w:bCs/>
+        </w:rPr>
+        <w:t>第一层</w:t>
+      </w:r>
       <w:r>
         <w:rPr>
           <w:b/>
@@ -2808,6 +2774,11 @@
             <w:hideMark/>
           </w:tcPr>
           <w:p>
+            <w:pPr>
+              <w:rPr>
+                <w:rFonts w:hint="eastAsia"/>
+              </w:rPr>
+            </w:pPr>
             <w:r>
               <w:t>伪造/绕过认证 或 无任何恢复策略</w:t>
             </w:r>
@@ -2849,16 +2820,40 @@
       </w:r>
     </w:p>
     <w:p>
-      <w:r>
+      <w:pPr>
+        <w:rPr>
+          <w:b/>
+          <w:bCs/>
+          <w:sz w:val="24"/>
+          <w:szCs w:val="28"/>
+        </w:rPr>
+      </w:pPr>
+      <w:r>
+        <w:rPr>
+          <w:b/>
+          <w:bCs/>
+          <w:sz w:val="24"/>
+          <w:szCs w:val="28"/>
+        </w:rPr>
         <w:t>第</w:t>
       </w:r>
       <w:r>
         <w:rPr>
           <w:rFonts w:hint="eastAsia"/>
+          <w:b/>
+          <w:bCs/>
+          <w:sz w:val="24"/>
+          <w:szCs w:val="28"/>
         </w:rPr>
         <w:t>二</w:t>
       </w:r>
       <w:r>
+        <w:rPr>
+          <w:b/>
+          <w:bCs/>
+          <w:sz w:val="24"/>
+          <w:szCs w:val="28"/>
+        </w:rPr>
         <w:t>层：工件质量（Artifact Quality）</w:t>
       </w:r>
     </w:p>
@@ -2874,7 +2869,6 @@
           <w:b/>
           <w:bCs/>
         </w:rPr>
-        <w:lastRenderedPageBreak/>
         <w:t>门禁①：需求质量</w:t>
       </w:r>
     </w:p>
@@ -2915,9 +2909,9 @@
         <w:tblLook w:val="04A0" w:firstRow="1" w:lastRow="0" w:firstColumn="1" w:lastColumn="0" w:noHBand="0" w:noVBand="1"/>
       </w:tblPr>
       <w:tblGrid>
-        <w:gridCol w:w="840"/>
-        <w:gridCol w:w="3421"/>
-        <w:gridCol w:w="4035"/>
+        <w:gridCol w:w="1271"/>
+        <w:gridCol w:w="3260"/>
+        <w:gridCol w:w="3765"/>
       </w:tblGrid>
       <w:tr>
         <w:trPr>
@@ -2925,7 +2919,7 @@
         </w:trPr>
         <w:tc>
           <w:tcPr>
-            <w:tcW w:w="506" w:type="pct"/>
+            <w:tcW w:w="766" w:type="pct"/>
             <w:tcMar>
               <w:top w:w="150" w:type="dxa"/>
               <w:left w:w="0" w:type="dxa"/>
@@ -2937,13 +2931,14 @@
           </w:tcPr>
           <w:p>
             <w:r>
+              <w:lastRenderedPageBreak/>
               <w:t>指标</w:t>
             </w:r>
           </w:p>
         </w:tc>
         <w:tc>
           <w:tcPr>
-            <w:tcW w:w="2062" w:type="pct"/>
+            <w:tcW w:w="1965" w:type="pct"/>
             <w:tcMar>
               <w:top w:w="150" w:type="dxa"/>
               <w:left w:w="240" w:type="dxa"/>
@@ -2961,7 +2956,7 @@
         </w:tc>
         <w:tc>
           <w:tcPr>
-            <w:tcW w:w="2432" w:type="pct"/>
+            <w:tcW w:w="2269" w:type="pct"/>
             <w:tcMar>
               <w:top w:w="150" w:type="dxa"/>
               <w:left w:w="240" w:type="dxa"/>
@@ -2981,7 +2976,7 @@
       <w:tr>
         <w:tc>
           <w:tcPr>
-            <w:tcW w:w="506" w:type="pct"/>
+            <w:tcW w:w="766" w:type="pct"/>
             <w:tcMar>
               <w:top w:w="150" w:type="dxa"/>
               <w:left w:w="0" w:type="dxa"/>
@@ -3003,7 +2998,7 @@
         </w:tc>
         <w:tc>
           <w:tcPr>
-            <w:tcW w:w="2062" w:type="pct"/>
+            <w:tcW w:w="1965" w:type="pct"/>
             <w:tcMar>
               <w:top w:w="150" w:type="dxa"/>
               <w:left w:w="240" w:type="dxa"/>
@@ -3021,7 +3016,7 @@
         </w:tc>
         <w:tc>
           <w:tcPr>
-            <w:tcW w:w="2432" w:type="pct"/>
+            <w:tcW w:w="2269" w:type="pct"/>
             <w:tcMar>
               <w:top w:w="150" w:type="dxa"/>
               <w:left w:w="240" w:type="dxa"/>
@@ -3041,7 +3036,7 @@
       <w:tr>
         <w:tc>
           <w:tcPr>
-            <w:tcW w:w="506" w:type="pct"/>
+            <w:tcW w:w="766" w:type="pct"/>
             <w:tcMar>
               <w:top w:w="150" w:type="dxa"/>
               <w:left w:w="0" w:type="dxa"/>
@@ -3063,7 +3058,7 @@
         </w:tc>
         <w:tc>
           <w:tcPr>
-            <w:tcW w:w="2062" w:type="pct"/>
+            <w:tcW w:w="1965" w:type="pct"/>
             <w:tcMar>
               <w:top w:w="150" w:type="dxa"/>
               <w:left w:w="240" w:type="dxa"/>
@@ -3081,7 +3076,7 @@
         </w:tc>
         <w:tc>
           <w:tcPr>
-            <w:tcW w:w="2432" w:type="pct"/>
+            <w:tcW w:w="2269" w:type="pct"/>
             <w:tcMar>
               <w:top w:w="150" w:type="dxa"/>
               <w:left w:w="240" w:type="dxa"/>
@@ -3101,7 +3096,7 @@
       <w:tr>
         <w:tc>
           <w:tcPr>
-            <w:tcW w:w="506" w:type="pct"/>
+            <w:tcW w:w="766" w:type="pct"/>
             <w:tcMar>
               <w:top w:w="150" w:type="dxa"/>
               <w:left w:w="0" w:type="dxa"/>
@@ -3123,7 +3118,7 @@
         </w:tc>
         <w:tc>
           <w:tcPr>
-            <w:tcW w:w="2062" w:type="pct"/>
+            <w:tcW w:w="1965" w:type="pct"/>
             <w:tcMar>
               <w:top w:w="150" w:type="dxa"/>
               <w:left w:w="240" w:type="dxa"/>
@@ -3141,7 +3136,7 @@
         </w:tc>
         <w:tc>
           <w:tcPr>
-            <w:tcW w:w="2432" w:type="pct"/>
+            <w:tcW w:w="2269" w:type="pct"/>
             <w:tcMar>
               <w:top w:w="150" w:type="dxa"/>
               <w:left w:w="240" w:type="dxa"/>
@@ -3161,7 +3156,7 @@
       <w:tr>
         <w:tc>
           <w:tcPr>
-            <w:tcW w:w="506" w:type="pct"/>
+            <w:tcW w:w="766" w:type="pct"/>
             <w:tcMar>
               <w:top w:w="150" w:type="dxa"/>
               <w:left w:w="0" w:type="dxa"/>
@@ -3183,7 +3178,7 @@
         </w:tc>
         <w:tc>
           <w:tcPr>
-            <w:tcW w:w="2062" w:type="pct"/>
+            <w:tcW w:w="1965" w:type="pct"/>
             <w:tcMar>
               <w:top w:w="150" w:type="dxa"/>
               <w:left w:w="240" w:type="dxa"/>
@@ -3201,7 +3196,7 @@
         </w:tc>
         <w:tc>
           <w:tcPr>
-            <w:tcW w:w="2432" w:type="pct"/>
+            <w:tcW w:w="2269" w:type="pct"/>
             <w:tcMar>
               <w:top w:w="150" w:type="dxa"/>
               <w:left w:w="240" w:type="dxa"/>
@@ -3485,7 +3480,6 @@
                 <w:b/>
                 <w:bCs/>
               </w:rPr>
-              <w:lastRenderedPageBreak/>
               <w:t>耦合度</w:t>
             </w:r>
           </w:p>
@@ -3546,7 +3540,15 @@
                 <w:b/>
                 <w:bCs/>
               </w:rPr>
-              <w:t>设计符合性</w:t>
+              <w:t>设计符</w:t>
+            </w:r>
+            <w:r>
+              <w:rPr>
+                <w:b/>
+                <w:bCs/>
+              </w:rPr>
+              <w:lastRenderedPageBreak/>
+              <w:t>合性</w:t>
             </w:r>
           </w:p>
         </w:tc>
@@ -3564,7 +3566,12 @@
           </w:tcPr>
           <w:p>
             <w:r>
-              <w:t>是否遵循组织架构规范（可追踪性来源于IEEE 29148）</w:t>
+              <w:lastRenderedPageBreak/>
+              <w:t>是否遵循组织架构规范（可追踪性来</w:t>
+            </w:r>
+            <w:r>
+              <w:lastRenderedPageBreak/>
+              <w:t>源于IEEE 29148）</w:t>
             </w:r>
           </w:p>
         </w:tc>
@@ -3582,7 +3589,12 @@
           </w:tcPr>
           <w:p>
             <w:r>
-              <w:t>(总规范数 - 违规数) / 总规范数 × 100</w:t>
+              <w:lastRenderedPageBreak/>
+              <w:t>(总规范数 - 违规数) / 总规范</w:t>
+            </w:r>
+            <w:r>
+              <w:lastRenderedPageBreak/>
+              <w:t>数 × 100</w:t>
             </w:r>
           </w:p>
         </w:tc>
@@ -3594,6 +3606,7 @@
           <w:b/>
           <w:bCs/>
         </w:rPr>
+        <w:lastRenderedPageBreak/>
         <w:t>通过条件</w:t>
       </w:r>
       <w:r>
@@ -3720,8 +3733,8 @@
         <w:tblLook w:val="04A0" w:firstRow="1" w:lastRow="0" w:firstColumn="1" w:lastColumn="0" w:noHBand="0" w:noVBand="1"/>
       </w:tblPr>
       <w:tblGrid>
-        <w:gridCol w:w="883"/>
-        <w:gridCol w:w="2759"/>
+        <w:gridCol w:w="1414"/>
+        <w:gridCol w:w="2228"/>
         <w:gridCol w:w="4654"/>
       </w:tblGrid>
       <w:tr>
@@ -3730,7 +3743,7 @@
         </w:trPr>
         <w:tc>
           <w:tcPr>
-            <w:tcW w:w="532" w:type="pct"/>
+            <w:tcW w:w="852" w:type="pct"/>
             <w:tcBorders>
               <w:top w:val="single" w:sz="4" w:space="0" w:color="auto"/>
               <w:left w:val="single" w:sz="4" w:space="0" w:color="auto"/>
@@ -3754,7 +3767,7 @@
         </w:tc>
         <w:tc>
           <w:tcPr>
-            <w:tcW w:w="1663" w:type="pct"/>
+            <w:tcW w:w="1343" w:type="pct"/>
             <w:tcBorders>
               <w:top w:val="single" w:sz="4" w:space="0" w:color="auto"/>
               <w:left w:val="single" w:sz="4" w:space="0" w:color="auto"/>
@@ -3804,7 +3817,7 @@
       <w:tr>
         <w:tc>
           <w:tcPr>
-            <w:tcW w:w="532" w:type="pct"/>
+            <w:tcW w:w="852" w:type="pct"/>
             <w:tcBorders>
               <w:top w:val="single" w:sz="4" w:space="0" w:color="auto"/>
               <w:left w:val="single" w:sz="4" w:space="0" w:color="auto"/>
@@ -3832,7 +3845,7 @@
         </w:tc>
         <w:tc>
           <w:tcPr>
-            <w:tcW w:w="1663" w:type="pct"/>
+            <w:tcW w:w="1343" w:type="pct"/>
             <w:tcBorders>
               <w:top w:val="single" w:sz="4" w:space="0" w:color="auto"/>
               <w:left w:val="single" w:sz="4" w:space="0" w:color="auto"/>
@@ -3882,7 +3895,7 @@
       <w:tr>
         <w:tc>
           <w:tcPr>
-            <w:tcW w:w="532" w:type="pct"/>
+            <w:tcW w:w="852" w:type="pct"/>
             <w:tcBorders>
               <w:top w:val="single" w:sz="4" w:space="0" w:color="auto"/>
               <w:left w:val="single" w:sz="4" w:space="0" w:color="auto"/>
@@ -3910,7 +3923,7 @@
         </w:tc>
         <w:tc>
           <w:tcPr>
-            <w:tcW w:w="1663" w:type="pct"/>
+            <w:tcW w:w="1343" w:type="pct"/>
             <w:tcBorders>
               <w:top w:val="single" w:sz="4" w:space="0" w:color="auto"/>
               <w:left w:val="single" w:sz="4" w:space="0" w:color="auto"/>
@@ -3960,7 +3973,7 @@
       <w:tr>
         <w:tc>
           <w:tcPr>
-            <w:tcW w:w="532" w:type="pct"/>
+            <w:tcW w:w="852" w:type="pct"/>
             <w:tcBorders>
               <w:top w:val="single" w:sz="4" w:space="0" w:color="auto"/>
               <w:left w:val="single" w:sz="4" w:space="0" w:color="auto"/>
@@ -3988,7 +4001,7 @@
         </w:tc>
         <w:tc>
           <w:tcPr>
-            <w:tcW w:w="1663" w:type="pct"/>
+            <w:tcW w:w="1343" w:type="pct"/>
             <w:tcBorders>
               <w:top w:val="single" w:sz="4" w:space="0" w:color="auto"/>
               <w:left w:val="single" w:sz="4" w:space="0" w:color="auto"/>
@@ -4038,7 +4051,7 @@
       <w:tr>
         <w:tc>
           <w:tcPr>
-            <w:tcW w:w="532" w:type="pct"/>
+            <w:tcW w:w="852" w:type="pct"/>
             <w:tcBorders>
               <w:top w:val="single" w:sz="4" w:space="0" w:color="auto"/>
               <w:left w:val="single" w:sz="4" w:space="0" w:color="auto"/>
@@ -4060,14 +4073,13 @@
                 <w:b/>
                 <w:bCs/>
               </w:rPr>
-              <w:lastRenderedPageBreak/>
               <w:t>可维护性</w:t>
             </w:r>
           </w:p>
         </w:tc>
         <w:tc>
           <w:tcPr>
-            <w:tcW w:w="1663" w:type="pct"/>
+            <w:tcW w:w="1343" w:type="pct"/>
             <w:tcBorders>
               <w:top w:val="single" w:sz="4" w:space="0" w:color="auto"/>
               <w:left w:val="single" w:sz="4" w:space="0" w:color="auto"/>
@@ -4139,6 +4151,7 @@
           <w:b/>
           <w:bCs/>
         </w:rPr>
+        <w:lastRenderedPageBreak/>
         <w:t>门禁④：测试质量</w:t>
       </w:r>
     </w:p>
@@ -4206,8 +4219,8 @@
         <w:tblLook w:val="04A0" w:firstRow="1" w:lastRow="0" w:firstColumn="1" w:lastColumn="0" w:noHBand="0" w:noVBand="1"/>
       </w:tblPr>
       <w:tblGrid>
-        <w:gridCol w:w="1004"/>
-        <w:gridCol w:w="3914"/>
+        <w:gridCol w:w="1555"/>
+        <w:gridCol w:w="3363"/>
         <w:gridCol w:w="3378"/>
       </w:tblGrid>
       <w:tr>
@@ -4216,7 +4229,7 @@
         </w:trPr>
         <w:tc>
           <w:tcPr>
-            <w:tcW w:w="605" w:type="pct"/>
+            <w:tcW w:w="937" w:type="pct"/>
             <w:tcMar>
               <w:top w:w="150" w:type="dxa"/>
               <w:left w:w="0" w:type="dxa"/>
@@ -4234,7 +4247,7 @@
         </w:tc>
         <w:tc>
           <w:tcPr>
-            <w:tcW w:w="2359" w:type="pct"/>
+            <w:tcW w:w="2027" w:type="pct"/>
             <w:tcMar>
               <w:top w:w="150" w:type="dxa"/>
               <w:left w:w="240" w:type="dxa"/>
@@ -4272,7 +4285,7 @@
       <w:tr>
         <w:tc>
           <w:tcPr>
-            <w:tcW w:w="605" w:type="pct"/>
+            <w:tcW w:w="937" w:type="pct"/>
             <w:tcMar>
               <w:top w:w="150" w:type="dxa"/>
               <w:left w:w="0" w:type="dxa"/>
@@ -4294,7 +4307,7 @@
         </w:tc>
         <w:tc>
           <w:tcPr>
-            <w:tcW w:w="2359" w:type="pct"/>
+            <w:tcW w:w="2027" w:type="pct"/>
             <w:tcMar>
               <w:top w:w="150" w:type="dxa"/>
               <w:left w:w="240" w:type="dxa"/>
@@ -4332,7 +4345,7 @@
       <w:tr>
         <w:tc>
           <w:tcPr>
-            <w:tcW w:w="605" w:type="pct"/>
+            <w:tcW w:w="937" w:type="pct"/>
             <w:tcMar>
               <w:top w:w="150" w:type="dxa"/>
               <w:left w:w="0" w:type="dxa"/>
@@ -4354,7 +4367,7 @@
         </w:tc>
         <w:tc>
           <w:tcPr>
-            <w:tcW w:w="2359" w:type="pct"/>
+            <w:tcW w:w="2027" w:type="pct"/>
             <w:tcMar>
               <w:top w:w="150" w:type="dxa"/>
               <w:left w:w="240" w:type="dxa"/>
@@ -4405,7 +4418,7 @@
       <w:tr>
         <w:tc>
           <w:tcPr>
-            <w:tcW w:w="605" w:type="pct"/>
+            <w:tcW w:w="937" w:type="pct"/>
             <w:tcMar>
               <w:top w:w="150" w:type="dxa"/>
               <w:left w:w="0" w:type="dxa"/>
@@ -4427,7 +4440,7 @@
         </w:tc>
         <w:tc>
           <w:tcPr>
-            <w:tcW w:w="2359" w:type="pct"/>
+            <w:tcW w:w="2027" w:type="pct"/>
             <w:tcMar>
               <w:top w:w="150" w:type="dxa"/>
               <w:left w:w="240" w:type="dxa"/>
@@ -4502,6 +4515,14 @@
           <w:bCs/>
         </w:rPr>
       </w:pPr>
+      <w:r>
+        <w:rPr>
+          <w:rFonts w:hint="eastAsia"/>
+          <w:b/>
+          <w:bCs/>
+        </w:rPr>
+        <w:t>第二层</w:t>
+      </w:r>
       <w:r>
         <w:rPr>
           <w:b/>
@@ -4553,7 +4574,6 @@
           </w:tcPr>
           <w:p>
             <w:r>
-              <w:lastRenderedPageBreak/>
               <w:t>门禁</w:t>
             </w:r>
           </w:p>
@@ -4733,6 +4753,7 @@
           </w:tcPr>
           <w:p>
             <w:r>
+              <w:lastRenderedPageBreak/>
               <w:t>③ 代码</w:t>
             </w:r>
           </w:p>
@@ -4863,13 +4884,31 @@
       </w:r>
     </w:p>
     <w:p>
+      <w:pPr>
+        <w:rPr>
+          <w:b/>
+          <w:bCs/>
+          <w:sz w:val="24"/>
+          <w:szCs w:val="28"/>
+        </w:rPr>
+      </w:pPr>
       <w:r>
         <w:rPr>
           <w:rFonts w:hint="eastAsia"/>
+          <w:b/>
+          <w:bCs/>
+          <w:sz w:val="24"/>
+          <w:szCs w:val="28"/>
         </w:rPr>
         <w:t>第三层：</w:t>
       </w:r>
       <w:r>
+        <w:rPr>
+          <w:b/>
+          <w:bCs/>
+          <w:sz w:val="24"/>
+          <w:szCs w:val="28"/>
+        </w:rPr>
         <w:t>业务质量</w:t>
       </w:r>
     </w:p>
@@ -4877,8 +4916,6 @@
       <w:pPr>
         <w:rPr>
           <w:rFonts w:hint="eastAsia"/>
-          <w:b/>
-          <w:bCs/>
         </w:rPr>
       </w:pPr>
       <w:r>
@@ -4890,56 +4927,43 @@
         <w:t>重点关注：</w:t>
       </w:r>
       <w:r>
-        <w:rPr>
-          <w:b/>
-          <w:bCs/>
-        </w:rPr>
         <w:t>“软件真的创造业务价值了吗？”</w:t>
       </w:r>
     </w:p>
     <w:p>
-      <w:pPr>
-        <w:rPr>
-          <w:b/>
-          <w:bCs/>
-        </w:rPr>
-      </w:pPr>
-      <w:r>
-        <w:rPr>
-          <w:b/>
-          <w:bCs/>
-        </w:rPr>
-        <w:t>门禁：业务质量（交付放行门禁）</w:t>
+      <w:r>
+        <w:rPr>
+          <w:b/>
+          <w:bCs/>
+        </w:rPr>
+        <w:t>门禁：</w:t>
+      </w:r>
+      <w:r>
+        <w:t>业务质量（交付放行门禁）</w:t>
       </w:r>
     </w:p>
     <w:p>
-      <w:pPr>
-        <w:rPr>
-          <w:b/>
-          <w:bCs/>
-        </w:rPr>
-      </w:pPr>
-      <w:r>
-        <w:rPr>
-          <w:b/>
-          <w:bCs/>
-        </w:rPr>
-        <w:t>适用阶段：测试报告生成后、正式发布上线前</w:t>
+      <w:r>
+        <w:rPr>
+          <w:b/>
+          <w:bCs/>
+        </w:rPr>
+        <w:t>适用阶段：</w:t>
+      </w:r>
+      <w:r>
+        <w:t>测试报告生成后、正式发布上线前</w:t>
       </w:r>
     </w:p>
     <w:p>
-      <w:pPr>
-        <w:rPr>
-          <w:b/>
-          <w:bCs/>
-        </w:rPr>
-      </w:pPr>
-      <w:r>
-        <w:rPr>
-          <w:b/>
-          <w:bCs/>
-        </w:rPr>
-        <w:t>评估对象：整个软件系统在真实使用场景中的业务价值达成度</w:t>
+      <w:r>
+        <w:rPr>
+          <w:b/>
+          <w:bCs/>
+        </w:rPr>
+        <w:t>评估对象：</w:t>
+      </w:r>
+      <w:r>
+        <w:t>整个软件系统在真实使用场景中的业务价值达成度</w:t>
       </w:r>
     </w:p>
     <w:tbl>
@@ -4954,10 +4978,10 @@
         <w:tblLook w:val="04A0" w:firstRow="1" w:lastRow="0" w:firstColumn="1" w:lastColumn="0" w:noHBand="0" w:noVBand="1"/>
       </w:tblPr>
       <w:tblGrid>
-        <w:gridCol w:w="660"/>
-        <w:gridCol w:w="2267"/>
-        <w:gridCol w:w="2498"/>
-        <w:gridCol w:w="2871"/>
+        <w:gridCol w:w="665"/>
+        <w:gridCol w:w="2268"/>
+        <w:gridCol w:w="2483"/>
+        <w:gridCol w:w="2880"/>
       </w:tblGrid>
       <w:tr>
         <w:trPr>
@@ -4982,17 +5006,7 @@
             <w:hideMark/>
           </w:tcPr>
           <w:p>
-            <w:pPr>
-              <w:rPr>
-                <w:b/>
-                <w:bCs/>
-              </w:rPr>
-            </w:pPr>
-            <w:r>
-              <w:rPr>
-                <w:b/>
-                <w:bCs/>
-              </w:rPr>
+            <w:r>
               <w:t>指标</w:t>
             </w:r>
           </w:p>
@@ -5016,17 +5030,7 @@
             <w:hideMark/>
           </w:tcPr>
           <w:p>
-            <w:pPr>
-              <w:rPr>
-                <w:b/>
-                <w:bCs/>
-              </w:rPr>
-            </w:pPr>
-            <w:r>
-              <w:rPr>
-                <w:b/>
-                <w:bCs/>
-              </w:rPr>
+            <w:r>
               <w:t>含义</w:t>
             </w:r>
           </w:p>
@@ -5050,17 +5054,7 @@
             <w:hideMark/>
           </w:tcPr>
           <w:p>
-            <w:pPr>
-              <w:rPr>
-                <w:b/>
-                <w:bCs/>
-              </w:rPr>
-            </w:pPr>
-            <w:r>
-              <w:rPr>
-                <w:b/>
-                <w:bCs/>
-              </w:rPr>
+            <w:r>
               <w:t>参考标准</w:t>
             </w:r>
           </w:p>
@@ -5084,17 +5078,7 @@
             <w:hideMark/>
           </w:tcPr>
           <w:p>
-            <w:pPr>
-              <w:rPr>
-                <w:b/>
-                <w:bCs/>
-              </w:rPr>
-            </w:pPr>
-            <w:r>
-              <w:rPr>
-                <w:b/>
-                <w:bCs/>
-              </w:rPr>
+            <w:r>
               <w:t>量化方法</w:t>
             </w:r>
           </w:p>
@@ -5120,17 +5104,7 @@
             <w:hideMark/>
           </w:tcPr>
           <w:p>
-            <w:pPr>
-              <w:rPr>
-                <w:b/>
-                <w:bCs/>
-              </w:rPr>
-            </w:pPr>
-            <w:r>
-              <w:rPr>
-                <w:b/>
-                <w:bCs/>
-              </w:rPr>
+            <w:r>
               <w:t>需求满足度</w:t>
             </w:r>
           </w:p>
@@ -5154,17 +5128,7 @@
             <w:hideMark/>
           </w:tcPr>
           <w:p>
-            <w:pPr>
-              <w:rPr>
-                <w:b/>
-                <w:bCs/>
-              </w:rPr>
-            </w:pPr>
-            <w:r>
-              <w:rPr>
-                <w:b/>
-                <w:bCs/>
-              </w:rPr>
+            <w:r>
               <w:t>软件是否完整实现了业务需求文档（BRS）中定义的目标和目的</w:t>
             </w:r>
           </w:p>
@@ -5188,17 +5152,7 @@
             <w:hideMark/>
           </w:tcPr>
           <w:p>
-            <w:pPr>
-              <w:rPr>
-                <w:b/>
-                <w:bCs/>
-              </w:rPr>
-            </w:pPr>
-            <w:r>
-              <w:rPr>
-                <w:b/>
-                <w:bCs/>
-              </w:rPr>
+            <w:r>
               <w:t>IEEE 29148（BRS内容：业务目标、目的）；ISO 25010质量使用的“有效性”</w:t>
             </w:r>
           </w:p>
@@ -5222,17 +5176,7 @@
             <w:hideMark/>
           </w:tcPr>
           <w:p>
-            <w:pPr>
-              <w:rPr>
-                <w:b/>
-                <w:bCs/>
-              </w:rPr>
-            </w:pPr>
-            <w:r>
-              <w:rPr>
-                <w:b/>
-                <w:bCs/>
-              </w:rPr>
+            <w:r>
               <w:t>已满足的业务目标数 / BRS中总业务目标数 × 100%（由产品负责人逐项确认打分）</w:t>
             </w:r>
           </w:p>
@@ -5258,26 +5202,8 @@
             <w:hideMark/>
           </w:tcPr>
           <w:p>
-            <w:pPr>
-              <w:rPr>
-                <w:b/>
-                <w:bCs/>
-              </w:rPr>
-            </w:pPr>
-            <w:r>
-              <w:rPr>
-                <w:b/>
-                <w:bCs/>
-              </w:rPr>
-              <w:t>用</w:t>
-            </w:r>
-            <w:r>
-              <w:rPr>
-                <w:b/>
-                <w:bCs/>
-              </w:rPr>
-              <w:lastRenderedPageBreak/>
-              <w:t>户验收</w:t>
+            <w:r>
+              <w:t>用户验收</w:t>
             </w:r>
           </w:p>
         </w:tc>
@@ -5300,27 +5226,8 @@
             <w:hideMark/>
           </w:tcPr>
           <w:p>
-            <w:pPr>
-              <w:rPr>
-                <w:b/>
-                <w:bCs/>
-              </w:rPr>
-            </w:pPr>
-            <w:r>
-              <w:rPr>
-                <w:b/>
-                <w:bCs/>
-              </w:rPr>
-              <w:lastRenderedPageBreak/>
-              <w:t>实际用户（或代</w:t>
-            </w:r>
-            <w:r>
-              <w:rPr>
-                <w:b/>
-                <w:bCs/>
-              </w:rPr>
-              <w:lastRenderedPageBreak/>
-              <w:t>表）是否认可软件能解决真实问题</w:t>
+            <w:r>
+              <w:t>实际用户（或代表）是否认可软件能解决真实问题</w:t>
             </w:r>
           </w:p>
         </w:tc>
@@ -5343,27 +5250,8 @@
             <w:hideMark/>
           </w:tcPr>
           <w:p>
-            <w:pPr>
-              <w:rPr>
-                <w:b/>
-                <w:bCs/>
-              </w:rPr>
-            </w:pPr>
-            <w:r>
-              <w:rPr>
-                <w:b/>
-                <w:bCs/>
-              </w:rPr>
-              <w:lastRenderedPageBreak/>
-              <w:t>ISO 25010质量使用</w:t>
-            </w:r>
-            <w:r>
-              <w:rPr>
-                <w:b/>
-                <w:bCs/>
-              </w:rPr>
-              <w:lastRenderedPageBreak/>
-              <w:t>的“满意度”（满意度 = 有用性+信任+愉悦+舒适）</w:t>
+            <w:r>
+              <w:t>ISO 25010质量使用的“满意度”（满意度 = 有用性+信任+愉悦+舒适）</w:t>
             </w:r>
           </w:p>
         </w:tc>
@@ -5386,27 +5274,8 @@
             <w:hideMark/>
           </w:tcPr>
           <w:p>
-            <w:pPr>
-              <w:rPr>
-                <w:b/>
-                <w:bCs/>
-              </w:rPr>
-            </w:pPr>
-            <w:r>
-              <w:rPr>
-                <w:b/>
-                <w:bCs/>
-              </w:rPr>
-              <w:lastRenderedPageBreak/>
-              <w:t>用户验收测试（UAT）通过</w:t>
-            </w:r>
-            <w:r>
-              <w:rPr>
-                <w:b/>
-                <w:bCs/>
-              </w:rPr>
-              <w:lastRenderedPageBreak/>
-              <w:t>率：通过的UAT用例数 / 总UAT用例数 × 100%；可辅以NPS或用户满意度评分</w:t>
+            <w:r>
+              <w:t>用户验收测试（UAT）通过率：通过的UAT用例数 / 总UAT用例数 × 100%；可辅以NPS或用户满意度评分</w:t>
             </w:r>
           </w:p>
         </w:tc>
@@ -5431,19 +5300,12 @@
             <w:hideMark/>
           </w:tcPr>
           <w:p>
-            <w:pPr>
-              <w:rPr>
-                <w:b/>
-                <w:bCs/>
-              </w:rPr>
-            </w:pPr>
-            <w:r>
-              <w:rPr>
-                <w:b/>
-                <w:bCs/>
-              </w:rPr>
+            <w:r>
+              <w:t>业</w:t>
+            </w:r>
+            <w:r>
               <w:lastRenderedPageBreak/>
-              <w:t>业务规则合规</w:t>
+              <w:t>务规则合规</w:t>
             </w:r>
           </w:p>
         </w:tc>
@@ -5466,18 +5328,13 @@
             <w:hideMark/>
           </w:tcPr>
           <w:p>
-            <w:pPr>
-              <w:rPr>
-                <w:b/>
-                <w:bCs/>
-              </w:rPr>
-            </w:pPr>
-            <w:r>
-              <w:rPr>
-                <w:b/>
-                <w:bCs/>
-              </w:rPr>
-              <w:t>软件执行逻辑是否完全符合组织的业务运营策略和规则</w:t>
+            <w:r>
+              <w:lastRenderedPageBreak/>
+              <w:t>软件执行逻辑是否</w:t>
+            </w:r>
+            <w:r>
+              <w:lastRenderedPageBreak/>
+              <w:t>完全符合组织的业务运营策略和规则</w:t>
             </w:r>
           </w:p>
         </w:tc>
@@ -5500,18 +5357,13 @@
             <w:hideMark/>
           </w:tcPr>
           <w:p>
-            <w:pPr>
-              <w:rPr>
-                <w:b/>
-                <w:bCs/>
-              </w:rPr>
-            </w:pPr>
-            <w:r>
-              <w:rPr>
-                <w:b/>
-                <w:bCs/>
-              </w:rPr>
-              <w:t>IEEE 29148 业务运营策略与规则（BRS 9.11）</w:t>
+            <w:r>
+              <w:lastRenderedPageBreak/>
+              <w:t>IEEE 29148 业务运</w:t>
+            </w:r>
+            <w:r>
+              <w:lastRenderedPageBreak/>
+              <w:t>营策略与规则（BRS 9.11）</w:t>
             </w:r>
           </w:p>
         </w:tc>
@@ -5534,18 +5386,13 @@
             <w:hideMark/>
           </w:tcPr>
           <w:p>
-            <w:pPr>
-              <w:rPr>
-                <w:b/>
-                <w:bCs/>
-              </w:rPr>
-            </w:pPr>
-            <w:r>
-              <w:rPr>
-                <w:b/>
-                <w:bCs/>
-              </w:rPr>
-              <w:t>合规的业务规则数 / 总业务规则数 × 100%（每个核心业务规则必须有对应的验收测试，通过则算合规）</w:t>
+            <w:r>
+              <w:lastRenderedPageBreak/>
+              <w:t>合规的业务规则数 / 总业</w:t>
+            </w:r>
+            <w:r>
+              <w:lastRenderedPageBreak/>
+              <w:t>务规则数 × 100%（每个核心业务规则必须有对应的验收测试，通过则算合规）</w:t>
             </w:r>
           </w:p>
         </w:tc>
@@ -5570,17 +5417,8 @@
             <w:hideMark/>
           </w:tcPr>
           <w:p>
-            <w:pPr>
-              <w:rPr>
-                <w:b/>
-                <w:bCs/>
-              </w:rPr>
-            </w:pPr>
-            <w:r>
-              <w:rPr>
-                <w:b/>
-                <w:bCs/>
-              </w:rPr>
+            <w:r>
+              <w:lastRenderedPageBreak/>
               <w:t>交付质量</w:t>
             </w:r>
           </w:p>
@@ -5604,17 +5442,7 @@
             <w:hideMark/>
           </w:tcPr>
           <w:p>
-            <w:pPr>
-              <w:rPr>
-                <w:b/>
-                <w:bCs/>
-              </w:rPr>
-            </w:pPr>
-            <w:r>
-              <w:rPr>
-                <w:b/>
-                <w:bCs/>
-              </w:rPr>
+            <w:r>
               <w:t>软件上线后是否稳定可靠，不产生生产事故</w:t>
             </w:r>
           </w:p>
@@ -5638,17 +5466,7 @@
             <w:hideMark/>
           </w:tcPr>
           <w:p>
-            <w:pPr>
-              <w:rPr>
-                <w:b/>
-                <w:bCs/>
-              </w:rPr>
-            </w:pPr>
-            <w:r>
-              <w:rPr>
-                <w:b/>
-                <w:bCs/>
-              </w:rPr>
+            <w:r>
               <w:t>ISO 25010可靠性（成熟度、可用性、容错性、可恢复性）；Gartner缺陷泄漏率</w:t>
             </w:r>
           </w:p>
@@ -5672,17 +5490,7 @@
             <w:hideMark/>
           </w:tcPr>
           <w:p>
-            <w:pPr>
-              <w:rPr>
-                <w:b/>
-                <w:bCs/>
-              </w:rPr>
-            </w:pPr>
-            <w:r>
-              <w:rPr>
-                <w:b/>
-                <w:bCs/>
-              </w:rPr>
+            <w:r>
               <w:t>准生产环境试点运行指定时长（如7天）的稳定性指标：P0故障数=0；可用性≥99.9%</w:t>
             </w:r>
           </w:p>
@@ -5710,16 +5518,8 @@
           <w:ilvl w:val="0"/>
           <w:numId w:val="10"/>
         </w:numPr>
-        <w:rPr>
-          <w:b/>
-          <w:bCs/>
-        </w:rPr>
-      </w:pPr>
-      <w:r>
-        <w:rPr>
-          <w:b/>
-          <w:bCs/>
-        </w:rPr>
+      </w:pPr>
+      <w:r>
         <w:t>需求满足度≥95%</w:t>
       </w:r>
     </w:p>
@@ -5729,16 +5529,8 @@
           <w:ilvl w:val="0"/>
           <w:numId w:val="10"/>
         </w:numPr>
-        <w:rPr>
-          <w:b/>
-          <w:bCs/>
-        </w:rPr>
-      </w:pPr>
-      <w:r>
-        <w:rPr>
-          <w:b/>
-          <w:bCs/>
-        </w:rPr>
+      </w:pPr>
+      <w:r>
         <w:t>用户验收通过率=100%（所有UAT用例全部通过，这是门禁核心）</w:t>
       </w:r>
     </w:p>
@@ -5748,16 +5540,8 @@
           <w:ilvl w:val="0"/>
           <w:numId w:val="10"/>
         </w:numPr>
-        <w:rPr>
-          <w:b/>
-          <w:bCs/>
-        </w:rPr>
-      </w:pPr>
-      <w:r>
-        <w:rPr>
-          <w:b/>
-          <w:bCs/>
-        </w:rPr>
+      </w:pPr>
+      <w:r>
         <w:t>业务规则合规率=100%（核心规则必须全部合规）</w:t>
       </w:r>
     </w:p>
@@ -5767,16 +5551,8 @@
           <w:ilvl w:val="0"/>
           <w:numId w:val="10"/>
         </w:numPr>
-        <w:rPr>
-          <w:b/>
-          <w:bCs/>
-        </w:rPr>
-      </w:pPr>
-      <w:r>
-        <w:rPr>
-          <w:b/>
-          <w:bCs/>
-        </w:rPr>
+      </w:pPr>
+      <w:r>
         <w:t>交付质量：准生产环境试运行期间P0故障=0，可用性≥99.9%</w:t>
       </w:r>
     </w:p>
@@ -5784,15 +5560,9 @@
       <w:pPr>
         <w:rPr>
           <w:rFonts w:hint="eastAsia"/>
-          <w:b/>
-          <w:bCs/>
-        </w:rPr>
-      </w:pPr>
-      <w:r>
-        <w:rPr>
-          <w:b/>
-          <w:bCs/>
-        </w:rPr>
+        </w:rPr>
+      </w:pPr>
+      <w:r>
         <w:t>任何一项不达标 → 禁止发布，需返回相应阶段修正后重新评估</w:t>
       </w:r>
     </w:p>
